--- a/informe/_output/informe_completo.docx
+++ b/informe/_output/informe_completo.docx
@@ -261,13 +261,13 @@
           <w:b/>
           <w:bCs/>
         </w:rPr>
-        <w:t xml:space="preserve">506 empleos</w:t>
-      </w:r>
-      <w:r>
-        <w:t xml:space="preserve"> </w:t>
-      </w:r>
-      <w:r>
-        <w:t xml:space="preserve">(1,81% del empleo provincial). Entre 2022 y 2024 las empresas crecieron +7,4% y el empleo +13,7% (elasticidad 1,85). La densidad empresarial del sector (31,34‰) ubica a La Rioja en el 7° puesto nacional. En 2025 se observa una caída preliminar a 84 empresas (−17,6%).</w:t>
+        <w:t xml:space="preserve">61 empleos del núcleo informático</w:t>
+      </w:r>
+      <w:r>
+        <w:t xml:space="preserve"> </w:t>
+      </w:r>
+      <w:r>
+        <w:t xml:space="preserve">(0,21% del empleo provincial, stock promedio anual). Entre 2022 y 2024 las empresas crecieron +7,4% mientras el empleo del núcleo cayó −6,5%: cada empresa EC emplea menos trabajadores. La densidad empresarial del sector (31,34‰) ubica a La Rioja en el 7° puesto nacional. En 2025 se observa una caída preliminar a 84 empresas (−17,6%).</w:t>
       </w:r>
     </w:p>
     <w:p>
@@ -321,6 +321,43 @@
       </w:r>
       <w:r>
         <w:t xml:space="preserve">(×3,0 en cuatro años). En 2026, la recaudación total provincial cae −13,2% real (la peor del país), y el EC se posiciona como el único agregado con crecimiento positivo.</w:t>
+      </w:r>
+    </w:p>
+    <w:p>
+      <w:pPr>
+        <w:numPr>
+          <w:ilvl w:val="0"/>
+          <w:numId w:val="1001"/>
+        </w:numPr>
+      </w:pPr>
+      <w:r>
+        <w:rPr>
+          <w:b/>
+          <w:bCs/>
+        </w:rPr>
+        <w:t xml:space="preserve">Prima salarial EC:</w:t>
+      </w:r>
+      <w:r>
+        <w:t xml:space="preserve"> </w:t>
+      </w:r>
+      <w:r>
+        <w:t xml:space="preserve">el núcleo informático (CIIU 7210, 7220, 7290) paga</w:t>
+      </w:r>
+      <w:r>
+        <w:t xml:space="preserve"> </w:t>
+      </w:r>
+      <w:r>
+        <w:rPr>
+          <w:b/>
+          <w:bCs/>
+        </w:rPr>
+        <w:t xml:space="preserve">+66,5%</w:t>
+      </w:r>
+      <w:r>
+        <w:t xml:space="preserve"> </w:t>
+      </w:r>
+      <w:r>
+        <w:t xml:space="preserve">sobre el promedio provincial en 2025, contra +27,2% en 2022. La prima se duplicó en cuatro años. Bajo la definición EC completa (8 CIIU), la prima cae a +20,1% por el peso de las ramas proxy (arquitectura, servicios empresariales) que pagan por debajo del promedio.</w:t>
       </w:r>
     </w:p>
     <w:p>
@@ -5759,13 +5796,13 @@
                 <w:b/>
                 <w:bCs/>
               </w:rPr>
-              <w:t xml:space="preserve">Núcleo software</w:t>
+              <w:t xml:space="preserve">Núcleo informático</w:t>
             </w:r>
             <w:r>
               <w:t xml:space="preserve"> </w:t>
             </w:r>
             <w:r>
-              <w:t xml:space="preserve">= 7220 + 7250 + 7290 (para análisis salarial).</w:t>
+              <w:t xml:space="preserve">= 7210 + 7220 + 7290 (definición canónica del proyecto).</w:t>
             </w:r>
             <w:r>
               <w:t xml:space="preserve"> </w:t>
@@ -5781,7 +5818,7 @@
               <w:t xml:space="preserve"> </w:t>
             </w:r>
             <w:r>
-              <w:t xml:space="preserve">= núcleo software + 7300 + 7430.</w:t>
+              <w:t xml:space="preserve">= núcleo informático + 7300 + 7430.</w:t>
             </w:r>
           </w:p>
           <w:p/>
@@ -7062,7 +7099,7 @@
     </w:p>
     <w:bookmarkEnd w:id="83"/>
     <w:bookmarkEnd w:id="84"/>
-    <w:bookmarkStart w:id="92" w:name="sec-empleo-ec"/>
+    <w:bookmarkStart w:id="97" w:name="sec-empleo-ec"/>
     <w:p>
       <w:pPr>
         <w:pStyle w:val="Heading1"/>
@@ -7071,13 +7108,202 @@
         <w:t xml:space="preserve">7. Empleo EC</w:t>
       </w:r>
     </w:p>
-    <w:bookmarkStart w:id="85" w:name="serie-2019-2025"/>
+    <w:bookmarkStart w:id="87" w:name="definición-y-método-1"/>
     <w:p>
       <w:pPr>
         <w:pStyle w:val="Heading2"/>
       </w:pPr>
       <w:r>
-        <w:t xml:space="preserve">7.1 Serie 2019-2025</w:t>
+        <w:t xml:space="preserve">7.1 Definición y método</w:t>
+      </w:r>
+    </w:p>
+    <w:p>
+      <w:pPr>
+        <w:pStyle w:val="FirstParagraph"/>
+      </w:pPr>
+      <w:r>
+        <w:t xml:space="preserve">El empleo EC se calcula con la</w:t>
+      </w:r>
+      <w:r>
+        <w:t xml:space="preserve"> </w:t>
+      </w:r>
+      <w:r>
+        <w:rPr>
+          <w:b/>
+          <w:bCs/>
+        </w:rPr>
+        <w:t xml:space="preserve">definición de núcleo informático</w:t>
+      </w:r>
+      <w:r>
+        <w:t xml:space="preserve"> </w:t>
+      </w:r>
+      <w:r>
+        <w:t xml:space="preserve">(CIIU 7210, 7220, 7290), consistente con el resto del análisis (prima salarial, recaudación y empresas EC). La serie se construye como</w:t>
+      </w:r>
+      <w:r>
+        <w:t xml:space="preserve"> </w:t>
+      </w:r>
+      <w:r>
+        <w:rPr>
+          <w:b/>
+          <w:bCs/>
+        </w:rPr>
+        <w:t xml:space="preserve">stock promedio anual de puestos de trabajo</w:t>
+      </w:r>
+      <w:r>
+        <w:t xml:space="preserve">, calculado como el promedio de los cuatro trimestres de cada año.</w:t>
+      </w:r>
+    </w:p>
+    <w:tbl>
+      <w:tblPr>
+        <w:tblStyle w:val="Table"/>
+        <w:tblLook w:firstRow="0" w:lastRow="0" w:firstColumn="0" w:lastColumn="0" w:noHBand="0" w:noVBand="0" w:val="0000"/>
+        <w:tblBorders>
+          <w:top w:val="single" w:sz="4" w:space="0" w:color="0758E5"/>
+          <w:left w:val="single" w:sz="24" w:space="0" w:color="0758E5"/>
+          <w:bottom w:val="single" w:sz="4" w:space="0" w:color="0758E5"/>
+          <w:right w:val="single" w:sz="4" w:space="0" w:color="0758E5"/>
+        </w:tblBorders>
+        <w:tblCellMar>
+          <w:left w:w="144" w:type="dxa"/>
+          <w:right w:w="144" w:type="dxa"/>
+        </w:tblCellMar>
+        <w:tblLook w:firstRow="0" w:lastRow="0" w:firstColumn="0" w:lastColumn="0" w:noHBand="0" w:noVBand="0" w:val="0000"/>
+      </w:tblPr>
+      <w:tr>
+        <w:trPr>
+          <w:cantSplit/>
+        </w:trPr>
+        <w:tc>
+          <w:tcPr>
+            <w:shd w:color="auto" w:fill="dae6fb" w:val="clear"/>
+            <w:tcMar>
+              <w:top w:w="92" w:type="dxa"/>
+              <w:bottom w:w="92" w:type="dxa"/>
+            </w:tcMar>
+          </w:tcPr>
+          <w:p>
+            <w:pPr>
+              <w:pStyle w:val="BodyText"/>
+            </w:pPr>
+            <w:pPr>
+              <w:spacing w:before="0" w:after="0"/>
+              <w:textAlignment w:val="center"/>
+            </w:pPr>
+            <w:r>
+              <w:drawing>
+                <wp:inline>
+                  <wp:extent cx="152400" cy="152400"/>
+                  <wp:effectExtent b="0" l="0" r="0" t="0"/>
+                  <wp:docPr descr="" title="" id="85" name="Picture"/>
+                  <a:graphic>
+                    <a:graphicData uri="http://schemas.openxmlformats.org/drawingml/2006/picture">
+                      <pic:pic>
+                        <pic:nvPicPr>
+                          <pic:cNvPr descr="C:\Users\HP\AppData\Local\Programs\Quarto\share\formats\docx\note.png" id="86" name="Picture"/>
+                          <pic:cNvPicPr>
+                            <a:picLocks noChangeArrowheads="1" noChangeAspect="1"/>
+                          </pic:cNvPicPr>
+                        </pic:nvPicPr>
+                        <pic:blipFill>
+                          <a:blip r:embed="rId10"/>
+                          <a:stretch>
+                            <a:fillRect/>
+                          </a:stretch>
+                        </pic:blipFill>
+                        <pic:spPr bwMode="auto">
+                          <a:xfrm>
+                            <a:off x="0" y="0"/>
+                            <a:ext cx="152400" cy="152400"/>
+                          </a:xfrm>
+                          <a:prstGeom prst="rect">
+                            <a:avLst/>
+                          </a:prstGeom>
+                          <a:noFill/>
+                          <a:ln w="9525">
+                            <a:noFill/>
+                            <a:headEnd/>
+                            <a:tailEnd/>
+                          </a:ln>
+                        </pic:spPr>
+                      </pic:pic>
+                    </a:graphicData>
+                  </a:graphic>
+                </wp:inline>
+              </w:drawing>
+            </w:r>
+            <w:r>
+              <w:t xml:space="preserve"> </w:t>
+            </w:r>
+            <w:r>
+              <w:t xml:space="preserve"> </w:t>
+            </w:r>
+            <w:r>
+              <w:t xml:space="preserve">Nota</w:t>
+            </w:r>
+          </w:p>
+        </w:tc>
+      </w:tr>
+      <w:tr>
+        <w:trPr>
+          <w:cantSplit/>
+        </w:trPr>
+        <w:tc>
+          <w:tcPr>
+            <w:tcMar>
+              <w:top w:w="108" w:type="dxa"/>
+              <w:bottom w:w="108" w:type="dxa"/>
+            </w:tcMar>
+          </w:tcPr>
+          <w:p>
+            <w:pPr>
+              <w:pStyle w:val="BodyText"/>
+            </w:pPr>
+            <w:pPr>
+              <w:spacing w:before="16" w:after="16"/>
+            </w:pPr>
+            <w:r>
+              <w:rPr>
+                <w:b/>
+                <w:bCs/>
+              </w:rPr>
+              <w:t xml:space="preserve">Por qué núcleo.</w:t>
+            </w:r>
+            <w:r>
+              <w:t xml:space="preserve"> </w:t>
+            </w:r>
+            <w:r>
+              <w:t xml:space="preserve">El CIIU 7210 (consultores en equipo)</w:t>
+            </w:r>
+            <w:r>
+              <w:t xml:space="preserve"> </w:t>
+            </w:r>
+            <w:r>
+              <w:rPr>
+                <w:b/>
+                <w:bCs/>
+              </w:rPr>
+              <w:t xml:space="preserve">no tiene dato de empleo ni de salario</w:t>
+            </w:r>
+            <w:r>
+              <w:t xml:space="preserve"> </w:t>
+            </w:r>
+            <w:r>
+              <w:t xml:space="preserve">en el archivo SIPA-OEDE 4 dígitos. En la práctica, el núcleo se calcula como suma de 7220 + 7290. Se mantiene 7210 en la definición porque integra el conjunto canónico EC del proyecto.</w:t>
+            </w:r>
+          </w:p>
+          <w:p/>
+        </w:tc>
+      </w:tr>
+    </w:tbl>
+    <w:bookmarkEnd w:id="87"/>
+    <w:bookmarkStart w:id="88" w:name="serie-2019-2025"/>
+    <w:p>
+      <w:pPr>
+        <w:pStyle w:val="Heading2"/>
+      </w:pPr>
+      <w:r>
+        <w:t xml:space="preserve">7.2 Serie 2019-2025</w:t>
       </w:r>
     </w:p>
     <w:tbl>
@@ -7116,7 +7342,7 @@
               <w:jc w:val="right"/>
             </w:pPr>
             <w:r>
-              <w:t xml:space="preserve">Empleo EC</w:t>
+              <w:t xml:space="preserve">Empleo EC (núcleo)</w:t>
             </w:r>
           </w:p>
         </w:tc>
@@ -7166,7 +7392,7 @@
               <w:jc w:val="right"/>
             </w:pPr>
             <w:r>
-              <w:t xml:space="preserve">355,75</w:t>
+              <w:t xml:space="preserve">11,5</w:t>
             </w:r>
           </w:p>
         </w:tc>
@@ -7179,306 +7405,6 @@
             </w:pPr>
             <w:r>
               <w:t xml:space="preserve">26.894</w:t>
-            </w:r>
-          </w:p>
-        </w:tc>
-        <w:tc>
-          <w:tcPr/>
-          <w:p>
-            <w:pPr>
-              <w:pStyle w:val="Compact"/>
-              <w:jc w:val="right"/>
-            </w:pPr>
-            <w:r>
-              <w:t xml:space="preserve">1,32%</w:t>
-            </w:r>
-          </w:p>
-        </w:tc>
-      </w:tr>
-      <w:tr>
-        <w:tc>
-          <w:tcPr/>
-          <w:p>
-            <w:pPr>
-              <w:pStyle w:val="Compact"/>
-              <w:jc w:val="center"/>
-            </w:pPr>
-            <w:r>
-              <w:t xml:space="preserve">2020</w:t>
-            </w:r>
-          </w:p>
-        </w:tc>
-        <w:tc>
-          <w:tcPr/>
-          <w:p>
-            <w:pPr>
-              <w:pStyle w:val="Compact"/>
-              <w:jc w:val="right"/>
-            </w:pPr>
-            <w:r>
-              <w:t xml:space="preserve">297,50</w:t>
-            </w:r>
-          </w:p>
-        </w:tc>
-        <w:tc>
-          <w:tcPr/>
-          <w:p>
-            <w:pPr>
-              <w:pStyle w:val="Compact"/>
-              <w:jc w:val="right"/>
-            </w:pPr>
-            <w:r>
-              <w:t xml:space="preserve">25.399</w:t>
-            </w:r>
-          </w:p>
-        </w:tc>
-        <w:tc>
-          <w:tcPr/>
-          <w:p>
-            <w:pPr>
-              <w:pStyle w:val="Compact"/>
-              <w:jc w:val="right"/>
-            </w:pPr>
-            <w:r>
-              <w:t xml:space="preserve">1,17%</w:t>
-            </w:r>
-          </w:p>
-        </w:tc>
-      </w:tr>
-      <w:tr>
-        <w:tc>
-          <w:tcPr/>
-          <w:p>
-            <w:pPr>
-              <w:pStyle w:val="Compact"/>
-              <w:jc w:val="center"/>
-            </w:pPr>
-            <w:r>
-              <w:t xml:space="preserve">2021</w:t>
-            </w:r>
-          </w:p>
-        </w:tc>
-        <w:tc>
-          <w:tcPr/>
-          <w:p>
-            <w:pPr>
-              <w:pStyle w:val="Compact"/>
-              <w:jc w:val="right"/>
-            </w:pPr>
-            <w:r>
-              <w:t xml:space="preserve">336,50</w:t>
-            </w:r>
-          </w:p>
-        </w:tc>
-        <w:tc>
-          <w:tcPr/>
-          <w:p>
-            <w:pPr>
-              <w:pStyle w:val="Compact"/>
-              <w:jc w:val="right"/>
-            </w:pPr>
-            <w:r>
-              <w:t xml:space="preserve">26.245</w:t>
-            </w:r>
-          </w:p>
-        </w:tc>
-        <w:tc>
-          <w:tcPr/>
-          <w:p>
-            <w:pPr>
-              <w:pStyle w:val="Compact"/>
-              <w:jc w:val="right"/>
-            </w:pPr>
-            <w:r>
-              <w:t xml:space="preserve">1,28%</w:t>
-            </w:r>
-          </w:p>
-        </w:tc>
-      </w:tr>
-      <w:tr>
-        <w:tc>
-          <w:tcPr/>
-          <w:p>
-            <w:pPr>
-              <w:pStyle w:val="Compact"/>
-              <w:jc w:val="center"/>
-            </w:pPr>
-            <w:r>
-              <w:t xml:space="preserve">2022</w:t>
-            </w:r>
-          </w:p>
-        </w:tc>
-        <w:tc>
-          <w:tcPr/>
-          <w:p>
-            <w:pPr>
-              <w:pStyle w:val="Compact"/>
-              <w:jc w:val="right"/>
-            </w:pPr>
-            <w:r>
-              <w:t xml:space="preserve">445,00</w:t>
-            </w:r>
-          </w:p>
-        </w:tc>
-        <w:tc>
-          <w:tcPr/>
-          <w:p>
-            <w:pPr>
-              <w:pStyle w:val="Compact"/>
-              <w:jc w:val="right"/>
-            </w:pPr>
-            <w:r>
-              <w:t xml:space="preserve">30.125</w:t>
-            </w:r>
-          </w:p>
-        </w:tc>
-        <w:tc>
-          <w:tcPr/>
-          <w:p>
-            <w:pPr>
-              <w:pStyle w:val="Compact"/>
-              <w:jc w:val="right"/>
-            </w:pPr>
-            <w:r>
-              <w:t xml:space="preserve">1,48%</w:t>
-            </w:r>
-          </w:p>
-        </w:tc>
-      </w:tr>
-      <w:tr>
-        <w:tc>
-          <w:tcPr/>
-          <w:p>
-            <w:pPr>
-              <w:pStyle w:val="Compact"/>
-              <w:jc w:val="center"/>
-            </w:pPr>
-            <w:r>
-              <w:t xml:space="preserve">2023</w:t>
-            </w:r>
-          </w:p>
-        </w:tc>
-        <w:tc>
-          <w:tcPr/>
-          <w:p>
-            <w:pPr>
-              <w:pStyle w:val="Compact"/>
-              <w:jc w:val="right"/>
-            </w:pPr>
-            <w:r>
-              <w:t xml:space="preserve">512,75</w:t>
-            </w:r>
-          </w:p>
-        </w:tc>
-        <w:tc>
-          <w:tcPr/>
-          <w:p>
-            <w:pPr>
-              <w:pStyle w:val="Compact"/>
-              <w:jc w:val="right"/>
-            </w:pPr>
-            <w:r>
-              <w:t xml:space="preserve">32.701</w:t>
-            </w:r>
-          </w:p>
-        </w:tc>
-        <w:tc>
-          <w:tcPr/>
-          <w:p>
-            <w:pPr>
-              <w:pStyle w:val="Compact"/>
-              <w:jc w:val="right"/>
-            </w:pPr>
-            <w:r>
-              <w:t xml:space="preserve">1,57%</w:t>
-            </w:r>
-          </w:p>
-        </w:tc>
-      </w:tr>
-      <w:tr>
-        <w:tc>
-          <w:tcPr/>
-          <w:p>
-            <w:pPr>
-              <w:pStyle w:val="Compact"/>
-              <w:jc w:val="center"/>
-            </w:pPr>
-            <w:r>
-              <w:t xml:space="preserve">2024</w:t>
-            </w:r>
-          </w:p>
-        </w:tc>
-        <w:tc>
-          <w:tcPr/>
-          <w:p>
-            <w:pPr>
-              <w:pStyle w:val="Compact"/>
-              <w:jc w:val="right"/>
-            </w:pPr>
-            <w:r>
-              <w:t xml:space="preserve">505,75</w:t>
-            </w:r>
-          </w:p>
-        </w:tc>
-        <w:tc>
-          <w:tcPr/>
-          <w:p>
-            <w:pPr>
-              <w:pStyle w:val="Compact"/>
-              <w:jc w:val="right"/>
-            </w:pPr>
-            <w:r>
-              <w:t xml:space="preserve">28.008</w:t>
-            </w:r>
-          </w:p>
-        </w:tc>
-        <w:tc>
-          <w:tcPr/>
-          <w:p>
-            <w:pPr>
-              <w:pStyle w:val="Compact"/>
-              <w:jc w:val="right"/>
-            </w:pPr>
-            <w:r>
-              <w:t xml:space="preserve">1,81%</w:t>
-            </w:r>
-          </w:p>
-        </w:tc>
-      </w:tr>
-      <w:tr>
-        <w:tc>
-          <w:tcPr/>
-          <w:p>
-            <w:pPr>
-              <w:pStyle w:val="Compact"/>
-              <w:jc w:val="center"/>
-            </w:pPr>
-            <w:r>
-              <w:t xml:space="preserve">2025</w:t>
-            </w:r>
-          </w:p>
-        </w:tc>
-        <w:tc>
-          <w:tcPr/>
-          <w:p>
-            <w:pPr>
-              <w:pStyle w:val="Compact"/>
-              <w:jc w:val="right"/>
-            </w:pPr>
-            <w:r>
-              <w:t xml:space="preserve">521,25</w:t>
-            </w:r>
-          </w:p>
-        </w:tc>
-        <w:tc>
-          <w:tcPr/>
-          <w:p>
-            <w:pPr>
-              <w:pStyle w:val="Compact"/>
-              <w:jc w:val="right"/>
-            </w:pPr>
-            <w:r>
-              <w:t xml:space="preserve">27.047</w:t>
             </w:r>
           </w:p>
         </w:tc>
@@ -7494,7 +7420,331 @@
                 <w:b/>
                 <w:bCs/>
               </w:rPr>
-              <w:t xml:space="preserve">1,93%</w:t>
+              <w:t xml:space="preserve">0,043%</w:t>
+            </w:r>
+          </w:p>
+        </w:tc>
+      </w:tr>
+      <w:tr>
+        <w:tc>
+          <w:tcPr/>
+          <w:p>
+            <w:pPr>
+              <w:pStyle w:val="Compact"/>
+              <w:jc w:val="center"/>
+            </w:pPr>
+            <w:r>
+              <w:t xml:space="preserve">2020</w:t>
+            </w:r>
+          </w:p>
+        </w:tc>
+        <w:tc>
+          <w:tcPr/>
+          <w:p>
+            <w:pPr>
+              <w:pStyle w:val="Compact"/>
+              <w:jc w:val="right"/>
+            </w:pPr>
+            <w:r>
+              <w:t xml:space="preserve">23,75</w:t>
+            </w:r>
+          </w:p>
+        </w:tc>
+        <w:tc>
+          <w:tcPr/>
+          <w:p>
+            <w:pPr>
+              <w:pStyle w:val="Compact"/>
+              <w:jc w:val="right"/>
+            </w:pPr>
+            <w:r>
+              <w:t xml:space="preserve">25.399</w:t>
+            </w:r>
+          </w:p>
+        </w:tc>
+        <w:tc>
+          <w:tcPr/>
+          <w:p>
+            <w:pPr>
+              <w:pStyle w:val="Compact"/>
+              <w:jc w:val="right"/>
+            </w:pPr>
+            <w:r>
+              <w:rPr>
+                <w:b/>
+                <w:bCs/>
+              </w:rPr>
+              <w:t xml:space="preserve">0,094%</w:t>
+            </w:r>
+          </w:p>
+        </w:tc>
+      </w:tr>
+      <w:tr>
+        <w:tc>
+          <w:tcPr/>
+          <w:p>
+            <w:pPr>
+              <w:pStyle w:val="Compact"/>
+              <w:jc w:val="center"/>
+            </w:pPr>
+            <w:r>
+              <w:t xml:space="preserve">2021</w:t>
+            </w:r>
+          </w:p>
+        </w:tc>
+        <w:tc>
+          <w:tcPr/>
+          <w:p>
+            <w:pPr>
+              <w:pStyle w:val="Compact"/>
+              <w:jc w:val="right"/>
+            </w:pPr>
+            <w:r>
+              <w:t xml:space="preserve">29,0</w:t>
+            </w:r>
+          </w:p>
+        </w:tc>
+        <w:tc>
+          <w:tcPr/>
+          <w:p>
+            <w:pPr>
+              <w:pStyle w:val="Compact"/>
+              <w:jc w:val="right"/>
+            </w:pPr>
+            <w:r>
+              <w:t xml:space="preserve">26.245</w:t>
+            </w:r>
+          </w:p>
+        </w:tc>
+        <w:tc>
+          <w:tcPr/>
+          <w:p>
+            <w:pPr>
+              <w:pStyle w:val="Compact"/>
+              <w:jc w:val="right"/>
+            </w:pPr>
+            <w:r>
+              <w:rPr>
+                <w:b/>
+                <w:bCs/>
+              </w:rPr>
+              <w:t xml:space="preserve">0,110%</w:t>
+            </w:r>
+          </w:p>
+        </w:tc>
+      </w:tr>
+      <w:tr>
+        <w:tc>
+          <w:tcPr/>
+          <w:p>
+            <w:pPr>
+              <w:pStyle w:val="Compact"/>
+              <w:jc w:val="center"/>
+            </w:pPr>
+            <w:r>
+              <w:t xml:space="preserve">2022</w:t>
+            </w:r>
+          </w:p>
+        </w:tc>
+        <w:tc>
+          <w:tcPr/>
+          <w:p>
+            <w:pPr>
+              <w:pStyle w:val="Compact"/>
+              <w:jc w:val="right"/>
+            </w:pPr>
+            <w:r>
+              <w:t xml:space="preserve">65,5</w:t>
+            </w:r>
+          </w:p>
+        </w:tc>
+        <w:tc>
+          <w:tcPr/>
+          <w:p>
+            <w:pPr>
+              <w:pStyle w:val="Compact"/>
+              <w:jc w:val="right"/>
+            </w:pPr>
+            <w:r>
+              <w:t xml:space="preserve">30.125</w:t>
+            </w:r>
+          </w:p>
+        </w:tc>
+        <w:tc>
+          <w:tcPr/>
+          <w:p>
+            <w:pPr>
+              <w:pStyle w:val="Compact"/>
+              <w:jc w:val="right"/>
+            </w:pPr>
+            <w:r>
+              <w:rPr>
+                <w:b/>
+                <w:bCs/>
+              </w:rPr>
+              <w:t xml:space="preserve">0,217%</w:t>
+            </w:r>
+          </w:p>
+        </w:tc>
+      </w:tr>
+      <w:tr>
+        <w:tc>
+          <w:tcPr/>
+          <w:p>
+            <w:pPr>
+              <w:pStyle w:val="Compact"/>
+              <w:jc w:val="center"/>
+            </w:pPr>
+            <w:r>
+              <w:t xml:space="preserve">2023</w:t>
+            </w:r>
+          </w:p>
+        </w:tc>
+        <w:tc>
+          <w:tcPr/>
+          <w:p>
+            <w:pPr>
+              <w:pStyle w:val="Compact"/>
+              <w:jc w:val="right"/>
+            </w:pPr>
+            <w:r>
+              <w:t xml:space="preserve">78,0</w:t>
+            </w:r>
+          </w:p>
+        </w:tc>
+        <w:tc>
+          <w:tcPr/>
+          <w:p>
+            <w:pPr>
+              <w:pStyle w:val="Compact"/>
+              <w:jc w:val="right"/>
+            </w:pPr>
+            <w:r>
+              <w:t xml:space="preserve">32.701</w:t>
+            </w:r>
+          </w:p>
+        </w:tc>
+        <w:tc>
+          <w:tcPr/>
+          <w:p>
+            <w:pPr>
+              <w:pStyle w:val="Compact"/>
+              <w:jc w:val="right"/>
+            </w:pPr>
+            <w:r>
+              <w:rPr>
+                <w:b/>
+                <w:bCs/>
+              </w:rPr>
+              <w:t xml:space="preserve">0,239%</w:t>
+            </w:r>
+          </w:p>
+        </w:tc>
+      </w:tr>
+      <w:tr>
+        <w:tc>
+          <w:tcPr/>
+          <w:p>
+            <w:pPr>
+              <w:pStyle w:val="Compact"/>
+              <w:jc w:val="center"/>
+            </w:pPr>
+            <w:r>
+              <w:t xml:space="preserve">2024</w:t>
+            </w:r>
+          </w:p>
+        </w:tc>
+        <w:tc>
+          <w:tcPr/>
+          <w:p>
+            <w:pPr>
+              <w:pStyle w:val="Compact"/>
+              <w:jc w:val="right"/>
+            </w:pPr>
+            <w:r>
+              <w:t xml:space="preserve">61,25</w:t>
+            </w:r>
+          </w:p>
+        </w:tc>
+        <w:tc>
+          <w:tcPr/>
+          <w:p>
+            <w:pPr>
+              <w:pStyle w:val="Compact"/>
+              <w:jc w:val="right"/>
+            </w:pPr>
+            <w:r>
+              <w:t xml:space="preserve">28.008</w:t>
+            </w:r>
+          </w:p>
+        </w:tc>
+        <w:tc>
+          <w:tcPr/>
+          <w:p>
+            <w:pPr>
+              <w:pStyle w:val="Compact"/>
+              <w:jc w:val="right"/>
+            </w:pPr>
+            <w:r>
+              <w:rPr>
+                <w:b/>
+                <w:bCs/>
+              </w:rPr>
+              <w:t xml:space="preserve">0,219%</w:t>
+            </w:r>
+          </w:p>
+        </w:tc>
+      </w:tr>
+      <w:tr>
+        <w:tc>
+          <w:tcPr/>
+          <w:p>
+            <w:pPr>
+              <w:pStyle w:val="Compact"/>
+              <w:jc w:val="center"/>
+            </w:pPr>
+            <w:r>
+              <w:t xml:space="preserve">2025</w:t>
+            </w:r>
+          </w:p>
+        </w:tc>
+        <w:tc>
+          <w:tcPr/>
+          <w:p>
+            <w:pPr>
+              <w:pStyle w:val="Compact"/>
+              <w:jc w:val="right"/>
+            </w:pPr>
+            <w:r>
+              <w:t xml:space="preserve">59,5</w:t>
+            </w:r>
+          </w:p>
+        </w:tc>
+        <w:tc>
+          <w:tcPr/>
+          <w:p>
+            <w:pPr>
+              <w:pStyle w:val="Compact"/>
+              <w:jc w:val="right"/>
+            </w:pPr>
+            <w:r>
+              <w:t xml:space="preserve">27.047</w:t>
+            </w:r>
+          </w:p>
+        </w:tc>
+        <w:tc>
+          <w:tcPr/>
+          <w:p>
+            <w:pPr>
+              <w:pStyle w:val="Compact"/>
+              <w:jc w:val="right"/>
+            </w:pPr>
+            <w:r>
+              <w:rPr>
+                <w:b/>
+                <w:bCs/>
+              </w:rPr>
+              <w:t xml:space="preserve">0,220%</w:t>
             </w:r>
           </w:p>
         </w:tc>
@@ -7515,7 +7765,7 @@
         <w:t xml:space="preserve"> </w:t>
       </w:r>
       <w:r>
-        <w:t xml:space="preserve">SIPA-OEDE (STEySS), definición Actividades EC (AFIP/ARCA).</w:t>
+        <w:t xml:space="preserve">SIPA-OEDE (STEySS), CIIU 7220 + 7290. Empleo total: SIPA-OEDE, serie provincial desestacionalizada. Valores expresados como stock promedio anual de los 4 trimestres.</w:t>
       </w:r>
     </w:p>
     <w:p>
@@ -7539,7 +7789,7 @@
         </w:numPr>
       </w:pPr>
       <w:r>
-        <w:t xml:space="preserve">El empleo EC creció</w:t>
+        <w:t xml:space="preserve">El empleo EC del núcleo pasó de</w:t>
       </w:r>
       <w:r>
         <w:t xml:space="preserve"> </w:t>
@@ -7549,13 +7799,42 @@
           <w:b/>
           <w:bCs/>
         </w:rPr>
-        <w:t xml:space="preserve">+46,4%</w:t>
-      </w:r>
-      <w:r>
-        <w:t xml:space="preserve"> </w:t>
-      </w:r>
-      <w:r>
-        <w:t xml:space="preserve">entre 2019 y 2025.</w:t>
+        <w:t xml:space="preserve">11,5</w:t>
+      </w:r>
+      <w:r>
+        <w:t xml:space="preserve"> </w:t>
+      </w:r>
+      <w:r>
+        <w:t xml:space="preserve">(2019) a</w:t>
+      </w:r>
+      <w:r>
+        <w:t xml:space="preserve"> </w:t>
+      </w:r>
+      <w:r>
+        <w:rPr>
+          <w:b/>
+          <w:bCs/>
+        </w:rPr>
+        <w:t xml:space="preserve">59,5</w:t>
+      </w:r>
+      <w:r>
+        <w:t xml:space="preserve"> </w:t>
+      </w:r>
+      <w:r>
+        <w:t xml:space="preserve">puestos (2025):</w:t>
+      </w:r>
+      <w:r>
+        <w:t xml:space="preserve"> </w:t>
+      </w:r>
+      <w:r>
+        <w:rPr>
+          <w:b/>
+          <w:bCs/>
+        </w:rPr>
+        <w:t xml:space="preserve">+417%</w:t>
+      </w:r>
+      <w:r>
+        <w:t xml:space="preserve">.</w:t>
       </w:r>
     </w:p>
     <w:p>
@@ -7567,7 +7846,7 @@
         </w:numPr>
       </w:pPr>
       <w:r>
-        <w:t xml:space="preserve">La participación en el empleo formal provincial pasó de</w:t>
+        <w:t xml:space="preserve">El pico fue</w:t>
       </w:r>
       <w:r>
         <w:t xml:space="preserve"> </w:t>
@@ -7577,10 +7856,13 @@
           <w:b/>
           <w:bCs/>
         </w:rPr>
-        <w:t xml:space="preserve">1,32% a 1,93%</w:t>
-      </w:r>
-      <w:r>
-        <w:t xml:space="preserve">.</w:t>
+        <w:t xml:space="preserve">2023</w:t>
+      </w:r>
+      <w:r>
+        <w:t xml:space="preserve"> </w:t>
+      </w:r>
+      <w:r>
+        <w:t xml:space="preserve">con 78 puestos (0,239% del empleo provincial).</w:t>
       </w:r>
     </w:p>
     <w:p>
@@ -7592,25 +7874,418 @@
         </w:numPr>
       </w:pPr>
       <w:r>
-        <w:t xml:space="preserve">En 2023 se recuperó el dato (513 puestos) que antes no estaba disponible.</w:t>
-      </w:r>
-    </w:p>
-    <w:bookmarkEnd w:id="85"/>
-    <w:bookmarkStart w:id="88" w:name="elasticidad-empresas-empleo"/>
+        <w:t xml:space="preserve">Entre 2023 y 2025 el empleo EC cayó</w:t>
+      </w:r>
+      <w:r>
+        <w:t xml:space="preserve"> </w:t>
+      </w:r>
+      <w:r>
+        <w:rPr>
+          <w:b/>
+          <w:bCs/>
+        </w:rPr>
+        <w:t xml:space="preserve">−23,7%</w:t>
+      </w:r>
+      <w:r>
+        <w:t xml:space="preserve"> </w:t>
+      </w:r>
+      <w:r>
+        <w:t xml:space="preserve">(−21,5% si se compara 2024 vs. 2023).</w:t>
+      </w:r>
+    </w:p>
+    <w:p>
+      <w:pPr>
+        <w:pStyle w:val="Compact"/>
+        <w:numPr>
+          <w:ilvl w:val="0"/>
+          <w:numId w:val="1006"/>
+        </w:numPr>
+      </w:pPr>
+      <w:r>
+        <w:t xml:space="preserve">La participación en el empleo formal provincial pasó de</w:t>
+      </w:r>
+      <w:r>
+        <w:t xml:space="preserve"> </w:t>
+      </w:r>
+      <w:r>
+        <w:rPr>
+          <w:b/>
+          <w:bCs/>
+        </w:rPr>
+        <w:t xml:space="preserve">0,04%</w:t>
+      </w:r>
+      <w:r>
+        <w:t xml:space="preserve"> </w:t>
+      </w:r>
+      <w:r>
+        <w:t xml:space="preserve">a</w:t>
+      </w:r>
+      <w:r>
+        <w:t xml:space="preserve"> </w:t>
+      </w:r>
+      <w:r>
+        <w:rPr>
+          <w:b/>
+          <w:bCs/>
+        </w:rPr>
+        <w:t xml:space="preserve">0,22%</w:t>
+      </w:r>
+      <w:r>
+        <w:t xml:space="preserve">: se multiplicó por 5,5.</w:t>
+      </w:r>
+    </w:p>
+    <w:bookmarkEnd w:id="88"/>
+    <w:bookmarkStart w:id="89" w:name="salario-por-ciiu-ec-dic-2025"/>
     <w:p>
       <w:pPr>
         <w:pStyle w:val="Heading2"/>
       </w:pPr>
       <w:r>
-        <w:t xml:space="preserve">7.2 Elasticidad empresas-empleo</w:t>
-      </w:r>
-    </w:p>
-    <w:p>
-      <w:pPr>
-        <w:pStyle w:val="FirstParagraph"/>
-      </w:pPr>
-      <w:r>
-        <w:t xml:space="preserve">Entre 2022 y 2024 (último año con datos completos de empresas):</w:t>
+        <w:t xml:space="preserve">7.3 Salario por CIIU EC (dic-2025)</w:t>
+      </w:r>
+    </w:p>
+    <w:tbl>
+      <w:tblPr>
+        <w:tblStyle w:val="Table"/>
+        <w:tblW w:type="auto" w:w="0"/>
+        <w:tblLook w:firstRow="1" w:lastRow="0" w:firstColumn="0" w:lastColumn="0" w:noHBand="0" w:noVBand="0" w:val="0020"/>
+      </w:tblPr>
+      <w:tblGrid>
+        <w:gridCol w:w="1980"/>
+        <w:gridCol w:w="1980"/>
+        <w:gridCol w:w="1980"/>
+        <w:gridCol w:w="1980"/>
+      </w:tblGrid>
+      <w:tr>
+        <w:trPr>
+          <w:tblHeader w:val="on"/>
+        </w:trPr>
+        <w:tc>
+          <w:tcPr/>
+          <w:p>
+            <w:pPr>
+              <w:pStyle w:val="Compact"/>
+              <w:jc w:val="center"/>
+            </w:pPr>
+            <w:r>
+              <w:t xml:space="preserve">CIIU</w:t>
+            </w:r>
+          </w:p>
+        </w:tc>
+        <w:tc>
+          <w:tcPr/>
+          <w:p>
+            <w:pPr>
+              <w:pStyle w:val="Compact"/>
+            </w:pPr>
+            <w:r>
+              <w:t xml:space="preserve">Rama</w:t>
+            </w:r>
+          </w:p>
+        </w:tc>
+        <w:tc>
+          <w:tcPr/>
+          <w:p>
+            <w:pPr>
+              <w:pStyle w:val="Compact"/>
+              <w:jc w:val="right"/>
+            </w:pPr>
+            <w:r>
+              <w:t xml:space="preserve">Salario</w:t>
+            </w:r>
+          </w:p>
+        </w:tc>
+        <w:tc>
+          <w:tcPr/>
+          <w:p>
+            <w:pPr>
+              <w:pStyle w:val="Compact"/>
+              <w:jc w:val="right"/>
+            </w:pPr>
+            <w:r>
+              <w:t xml:space="preserve">Prima vs. provincial</w:t>
+            </w:r>
+          </w:p>
+        </w:tc>
+      </w:tr>
+      <w:tr>
+        <w:tc>
+          <w:tcPr/>
+          <w:p>
+            <w:pPr>
+              <w:pStyle w:val="Compact"/>
+              <w:jc w:val="center"/>
+            </w:pPr>
+            <w:r>
+              <w:t xml:space="preserve">7290</w:t>
+            </w:r>
+          </w:p>
+        </w:tc>
+        <w:tc>
+          <w:tcPr/>
+          <w:p>
+            <w:pPr>
+              <w:pStyle w:val="Compact"/>
+            </w:pPr>
+            <w:r>
+              <w:t xml:space="preserve">Informática n.c.p.</w:t>
+            </w:r>
+          </w:p>
+        </w:tc>
+        <w:tc>
+          <w:tcPr/>
+          <w:p>
+            <w:pPr>
+              <w:pStyle w:val="Compact"/>
+              <w:jc w:val="right"/>
+            </w:pPr>
+            <w:r>
+              <w:t xml:space="preserve">$4.220.278</w:t>
+            </w:r>
+          </w:p>
+        </w:tc>
+        <w:tc>
+          <w:tcPr/>
+          <w:p>
+            <w:pPr>
+              <w:pStyle w:val="Compact"/>
+              <w:jc w:val="right"/>
+            </w:pPr>
+            <w:r>
+              <w:rPr>
+                <w:b/>
+                <w:bCs/>
+              </w:rPr>
+              <w:t xml:space="preserve">+100,5%</w:t>
+            </w:r>
+          </w:p>
+        </w:tc>
+      </w:tr>
+      <w:tr>
+        <w:tc>
+          <w:tcPr/>
+          <w:p>
+            <w:pPr>
+              <w:pStyle w:val="Compact"/>
+              <w:jc w:val="center"/>
+            </w:pPr>
+            <w:r>
+              <w:t xml:space="preserve">7220</w:t>
+            </w:r>
+          </w:p>
+        </w:tc>
+        <w:tc>
+          <w:tcPr/>
+          <w:p>
+            <w:pPr>
+              <w:pStyle w:val="Compact"/>
+            </w:pPr>
+            <w:r>
+              <w:t xml:space="preserve">Consultores informáticos</w:t>
+            </w:r>
+          </w:p>
+        </w:tc>
+        <w:tc>
+          <w:tcPr/>
+          <w:p>
+            <w:pPr>
+              <w:pStyle w:val="Compact"/>
+              <w:jc w:val="right"/>
+            </w:pPr>
+            <w:r>
+              <w:t xml:space="preserve">$2.786.240</w:t>
+            </w:r>
+          </w:p>
+        </w:tc>
+        <w:tc>
+          <w:tcPr/>
+          <w:p>
+            <w:pPr>
+              <w:pStyle w:val="Compact"/>
+              <w:jc w:val="right"/>
+            </w:pPr>
+            <w:r>
+              <w:t xml:space="preserve">+32,4%</w:t>
+            </w:r>
+          </w:p>
+        </w:tc>
+      </w:tr>
+      <w:tr>
+        <w:tc>
+          <w:tcPr/>
+          <w:p>
+            <w:pPr>
+              <w:pStyle w:val="Compact"/>
+              <w:jc w:val="center"/>
+            </w:pPr>
+            <w:r>
+              <w:t xml:space="preserve">7421</w:t>
+            </w:r>
+          </w:p>
+        </w:tc>
+        <w:tc>
+          <w:tcPr/>
+          <w:p>
+            <w:pPr>
+              <w:pStyle w:val="Compact"/>
+            </w:pPr>
+            <w:r>
+              <w:t xml:space="preserve">Arquitectura/ingeniería (proxy)</w:t>
+            </w:r>
+          </w:p>
+        </w:tc>
+        <w:tc>
+          <w:tcPr/>
+          <w:p>
+            <w:pPr>
+              <w:pStyle w:val="Compact"/>
+              <w:jc w:val="right"/>
+            </w:pPr>
+            <w:r>
+              <w:t xml:space="preserve">$1.566.575</w:t>
+            </w:r>
+          </w:p>
+        </w:tc>
+        <w:tc>
+          <w:tcPr/>
+          <w:p>
+            <w:pPr>
+              <w:pStyle w:val="Compact"/>
+              <w:jc w:val="right"/>
+            </w:pPr>
+            <w:r>
+              <w:t xml:space="preserve">−25,6%</w:t>
+            </w:r>
+          </w:p>
+        </w:tc>
+      </w:tr>
+      <w:tr>
+        <w:tc>
+          <w:tcPr/>
+          <w:p>
+            <w:pPr>
+              <w:pStyle w:val="Compact"/>
+              <w:jc w:val="center"/>
+            </w:pPr>
+            <w:r>
+              <w:t xml:space="preserve">7499</w:t>
+            </w:r>
+          </w:p>
+        </w:tc>
+        <w:tc>
+          <w:tcPr/>
+          <w:p>
+            <w:pPr>
+              <w:pStyle w:val="Compact"/>
+            </w:pPr>
+            <w:r>
+              <w:t xml:space="preserve">Servicios empresariales (proxy)</w:t>
+            </w:r>
+          </w:p>
+        </w:tc>
+        <w:tc>
+          <w:tcPr/>
+          <w:p>
+            <w:pPr>
+              <w:pStyle w:val="Compact"/>
+              <w:jc w:val="right"/>
+            </w:pPr>
+            <w:r>
+              <w:t xml:space="preserve">$1.534.016</w:t>
+            </w:r>
+          </w:p>
+        </w:tc>
+        <w:tc>
+          <w:tcPr/>
+          <w:p>
+            <w:pPr>
+              <w:pStyle w:val="Compact"/>
+              <w:jc w:val="right"/>
+            </w:pPr>
+            <w:r>
+              <w:t xml:space="preserve">−27,1%</w:t>
+            </w:r>
+          </w:p>
+        </w:tc>
+      </w:tr>
+      <w:tr>
+        <w:tc>
+          <w:tcPr/>
+          <w:p>
+            <w:pPr>
+              <w:pStyle w:val="Compact"/>
+              <w:jc w:val="center"/>
+            </w:pPr>
+            <w:r>
+              <w:t xml:space="preserve">7210, 7250, 7300, 7430</w:t>
+            </w:r>
+          </w:p>
+        </w:tc>
+        <w:tc>
+          <w:tcPr/>
+          <w:p>
+            <w:pPr>
+              <w:pStyle w:val="Compact"/>
+            </w:pPr>
+            <w:r>
+              <w:t xml:space="preserve">—</w:t>
+            </w:r>
+          </w:p>
+        </w:tc>
+        <w:tc>
+          <w:tcPr/>
+          <w:p>
+            <w:pPr>
+              <w:pStyle w:val="Compact"/>
+              <w:jc w:val="right"/>
+            </w:pPr>
+            <w:r>
+              <w:t xml:space="preserve">sin datos</w:t>
+            </w:r>
+          </w:p>
+        </w:tc>
+        <w:tc>
+          <w:tcPr/>
+          <w:p>
+            <w:pPr>
+              <w:pStyle w:val="Compact"/>
+              <w:jc w:val="right"/>
+            </w:pPr>
+            <w:r>
+              <w:t xml:space="preserve">—</w:t>
+            </w:r>
+          </w:p>
+        </w:tc>
+      </w:tr>
+    </w:tbl>
+    <w:p>
+      <w:pPr>
+        <w:pStyle w:val="BodyText"/>
+      </w:pPr>
+      <w:r>
+        <w:rPr>
+          <w:b/>
+          <w:bCs/>
+        </w:rPr>
+        <w:t xml:space="preserve">Fuente:</w:t>
+      </w:r>
+      <w:r>
+        <w:t xml:space="preserve"> </w:t>
+      </w:r>
+      <w:r>
+        <w:t xml:space="preserve">SIPA-OEDE, remuneraciones mensuales por CIIU 4 dígitos, dic-2025. Salario provincial de referencia: $2.104.500 (con SAC).</w:t>
+      </w:r>
+    </w:p>
+    <w:p>
+      <w:pPr>
+        <w:pStyle w:val="BodyText"/>
+      </w:pPr>
+      <w:r>
+        <w:rPr>
+          <w:b/>
+          <w:bCs/>
+        </w:rPr>
+        <w:t xml:space="preserve">Hallazgos:</w:t>
       </w:r>
     </w:p>
     <w:p>
@@ -7622,17 +8297,17 @@
         </w:numPr>
       </w:pPr>
       <w:r>
-        <w:t xml:space="preserve">Empresas EC:</w:t>
-      </w:r>
-      <w:r>
-        <w:t xml:space="preserve"> </w:t>
-      </w:r>
-      <w:r>
         <w:rPr>
           <w:b/>
           <w:bCs/>
         </w:rPr>
-        <w:t xml:space="preserve">+7,4%</w:t>
+        <w:t xml:space="preserve">Informática n.c.p. paga +100%</w:t>
+      </w:r>
+      <w:r>
+        <w:t xml:space="preserve"> </w:t>
+      </w:r>
+      <w:r>
+        <w:t xml:space="preserve">sobre el promedio provincial.</w:t>
       </w:r>
     </w:p>
     <w:p>
@@ -7644,7 +8319,7 @@
         </w:numPr>
       </w:pPr>
       <w:r>
-        <w:t xml:space="preserve">Empleo EC:</w:t>
+        <w:t xml:space="preserve">Las ramas</w:t>
       </w:r>
       <w:r>
         <w:t xml:space="preserve"> </w:t>
@@ -7654,7 +8329,29 @@
           <w:b/>
           <w:bCs/>
         </w:rPr>
-        <w:t xml:space="preserve">+13,7%</w:t>
+        <w:t xml:space="preserve">proxy</w:t>
+      </w:r>
+      <w:r>
+        <w:t xml:space="preserve"> </w:t>
+      </w:r>
+      <w:r>
+        <w:t xml:space="preserve">(7421, 7499) pagan</w:t>
+      </w:r>
+      <w:r>
+        <w:t xml:space="preserve"> </w:t>
+      </w:r>
+      <w:r>
+        <w:rPr>
+          <w:b/>
+          <w:bCs/>
+        </w:rPr>
+        <w:t xml:space="preserve">25-27% por debajo</w:t>
+      </w:r>
+      <w:r>
+        <w:t xml:space="preserve"> </w:t>
+      </w:r>
+      <w:r>
+        <w:t xml:space="preserve">del promedio provincial.</w:t>
       </w:r>
     </w:p>
     <w:p>
@@ -7666,19 +8363,53 @@
         </w:numPr>
       </w:pPr>
       <w:r>
+        <w:t xml:space="preserve">La definición completa de Actividades EC</w:t>
+      </w:r>
+      <w:r>
+        <w:t xml:space="preserve"> </w:t>
+      </w:r>
+      <w:r>
         <w:rPr>
           <w:b/>
           <w:bCs/>
         </w:rPr>
-        <w:t xml:space="preserve">Elasticidad = 1,85</w:t>
-      </w:r>
-    </w:p>
-    <w:p>
-      <w:pPr>
-        <w:pStyle w:val="BlockText"/>
-      </w:pPr>
-      <w:r>
-        <w:t xml:space="preserve">Por cada punto porcentual que crecen las empresas EC, el empleo del sector crece</w:t>
+        <w:t xml:space="preserve">diluye la prima</w:t>
+      </w:r>
+      <w:r>
+        <w:t xml:space="preserve"> </w:t>
+      </w:r>
+      <w:r>
+        <w:t xml:space="preserve">por el peso de las ramas proxy.</w:t>
+      </w:r>
+    </w:p>
+    <w:p>
+      <w:pPr>
+        <w:pStyle w:val="Compact"/>
+        <w:numPr>
+          <w:ilvl w:val="0"/>
+          <w:numId w:val="1007"/>
+        </w:numPr>
+      </w:pPr>
+      <w:r>
+        <w:t xml:space="preserve">En dic-2025, el CIIU 7250 (reparación de equipos) no tiene dato publicado (en dic-2024 sí tenía: $1.233.257, prima −24,4%).</w:t>
+      </w:r>
+    </w:p>
+    <w:bookmarkEnd w:id="89"/>
+    <w:bookmarkStart w:id="92" w:name="elasticidad-empresas-empleo"/>
+    <w:p>
+      <w:pPr>
+        <w:pStyle w:val="Heading2"/>
+      </w:pPr>
+      <w:r>
+        <w:t xml:space="preserve">7.4 Elasticidad empresas-empleo</w:t>
+      </w:r>
+    </w:p>
+    <w:p>
+      <w:pPr>
+        <w:pStyle w:val="FirstParagraph"/>
+      </w:pPr>
+      <w:r>
+        <w:t xml:space="preserve">La relación entre empresas EC y empleo del núcleo informático</w:t>
       </w:r>
       <w:r>
         <w:t xml:space="preserve"> </w:t>
@@ -7688,20 +8419,354 @@
           <w:b/>
           <w:bCs/>
         </w:rPr>
-        <w:t xml:space="preserve">1,85 puntos</w:t>
-      </w:r>
-      <w:r>
-        <w:t xml:space="preserve">: es un sector</w:t>
-      </w:r>
-      <w:r>
-        <w:t xml:space="preserve"> </w:t>
-      </w:r>
+        <w:t xml:space="preserve">se invirtió</w:t>
+      </w:r>
+      <w:r>
+        <w:t xml:space="preserve"> </w:t>
+      </w:r>
+      <w:r>
+        <w:t xml:space="preserve">entre 2022 y 2025:</w:t>
+      </w:r>
+    </w:p>
+    <w:tbl>
+      <w:tblPr>
+        <w:tblStyle w:val="Table"/>
+        <w:tblW w:type="auto" w:w="0"/>
+        <w:tblLook w:firstRow="1" w:lastRow="0" w:firstColumn="0" w:lastColumn="0" w:noHBand="0" w:noVBand="0" w:val="0020"/>
+      </w:tblPr>
+      <w:tblGrid>
+        <w:gridCol w:w="2640"/>
+        <w:gridCol w:w="2640"/>
+        <w:gridCol w:w="2640"/>
+      </w:tblGrid>
+      <w:tr>
+        <w:trPr>
+          <w:tblHeader w:val="on"/>
+        </w:trPr>
+        <w:tc>
+          <w:tcPr/>
+          <w:p>
+            <w:pPr>
+              <w:pStyle w:val="Compact"/>
+              <w:jc w:val="center"/>
+            </w:pPr>
+            <w:r>
+              <w:t xml:space="preserve">Año</w:t>
+            </w:r>
+          </w:p>
+        </w:tc>
+        <w:tc>
+          <w:tcPr/>
+          <w:p>
+            <w:pPr>
+              <w:pStyle w:val="Compact"/>
+              <w:jc w:val="right"/>
+            </w:pPr>
+            <w:r>
+              <w:t xml:space="preserve">Empresas EC (índice 2022=100)</w:t>
+            </w:r>
+          </w:p>
+        </w:tc>
+        <w:tc>
+          <w:tcPr/>
+          <w:p>
+            <w:pPr>
+              <w:pStyle w:val="Compact"/>
+              <w:jc w:val="right"/>
+            </w:pPr>
+            <w:r>
+              <w:t xml:space="preserve">Empleo EC (índice 2022=100)</w:t>
+            </w:r>
+          </w:p>
+        </w:tc>
+      </w:tr>
+      <w:tr>
+        <w:tc>
+          <w:tcPr/>
+          <w:p>
+            <w:pPr>
+              <w:pStyle w:val="Compact"/>
+              <w:jc w:val="center"/>
+            </w:pPr>
+            <w:r>
+              <w:t xml:space="preserve">2022</w:t>
+            </w:r>
+          </w:p>
+        </w:tc>
+        <w:tc>
+          <w:tcPr/>
+          <w:p>
+            <w:pPr>
+              <w:pStyle w:val="Compact"/>
+              <w:jc w:val="right"/>
+            </w:pPr>
+            <w:r>
+              <w:t xml:space="preserve">100,0</w:t>
+            </w:r>
+          </w:p>
+        </w:tc>
+        <w:tc>
+          <w:tcPr/>
+          <w:p>
+            <w:pPr>
+              <w:pStyle w:val="Compact"/>
+              <w:jc w:val="right"/>
+            </w:pPr>
+            <w:r>
+              <w:t xml:space="preserve">100,0</w:t>
+            </w:r>
+          </w:p>
+        </w:tc>
+      </w:tr>
+      <w:tr>
+        <w:tc>
+          <w:tcPr/>
+          <w:p>
+            <w:pPr>
+              <w:pStyle w:val="Compact"/>
+              <w:jc w:val="center"/>
+            </w:pPr>
+            <w:r>
+              <w:t xml:space="preserve">2023</w:t>
+            </w:r>
+          </w:p>
+        </w:tc>
+        <w:tc>
+          <w:tcPr/>
+          <w:p>
+            <w:pPr>
+              <w:pStyle w:val="Compact"/>
+              <w:jc w:val="right"/>
+            </w:pPr>
+            <w:r>
+              <w:rPr>
+                <w:i/>
+                <w:iCs/>
+              </w:rPr>
+              <w:t xml:space="preserve">s/d</w:t>
+            </w:r>
+          </w:p>
+        </w:tc>
+        <w:tc>
+          <w:tcPr/>
+          <w:p>
+            <w:pPr>
+              <w:pStyle w:val="Compact"/>
+              <w:jc w:val="right"/>
+            </w:pPr>
+            <w:r>
+              <w:t xml:space="preserve">119,1</w:t>
+            </w:r>
+          </w:p>
+        </w:tc>
+      </w:tr>
+      <w:tr>
+        <w:tc>
+          <w:tcPr/>
+          <w:p>
+            <w:pPr>
+              <w:pStyle w:val="Compact"/>
+              <w:jc w:val="center"/>
+            </w:pPr>
+            <w:r>
+              <w:t xml:space="preserve">2024</w:t>
+            </w:r>
+          </w:p>
+        </w:tc>
+        <w:tc>
+          <w:tcPr/>
+          <w:p>
+            <w:pPr>
+              <w:pStyle w:val="Compact"/>
+              <w:jc w:val="right"/>
+            </w:pPr>
+            <w:r>
+              <w:rPr>
+                <w:b/>
+                <w:bCs/>
+              </w:rPr>
+              <w:t xml:space="preserve">107,4</w:t>
+            </w:r>
+          </w:p>
+        </w:tc>
+        <w:tc>
+          <w:tcPr/>
+          <w:p>
+            <w:pPr>
+              <w:pStyle w:val="Compact"/>
+              <w:jc w:val="right"/>
+            </w:pPr>
+            <w:r>
+              <w:rPr>
+                <w:b/>
+                <w:bCs/>
+              </w:rPr>
+              <w:t xml:space="preserve">93,5</w:t>
+            </w:r>
+          </w:p>
+        </w:tc>
+      </w:tr>
+      <w:tr>
+        <w:tc>
+          <w:tcPr/>
+          <w:p>
+            <w:pPr>
+              <w:pStyle w:val="Compact"/>
+              <w:jc w:val="center"/>
+            </w:pPr>
+            <w:r>
+              <w:t xml:space="preserve">2025</w:t>
+            </w:r>
+          </w:p>
+        </w:tc>
+        <w:tc>
+          <w:tcPr/>
+          <w:p>
+            <w:pPr>
+              <w:pStyle w:val="Compact"/>
+              <w:jc w:val="right"/>
+            </w:pPr>
+            <w:r>
+              <w:rPr>
+                <w:b/>
+                <w:bCs/>
+              </w:rPr>
+              <w:t xml:space="preserve">88,4</w:t>
+            </w:r>
+          </w:p>
+        </w:tc>
+        <w:tc>
+          <w:tcPr/>
+          <w:p>
+            <w:pPr>
+              <w:pStyle w:val="Compact"/>
+              <w:jc w:val="right"/>
+            </w:pPr>
+            <w:r>
+              <w:rPr>
+                <w:b/>
+                <w:bCs/>
+              </w:rPr>
+              <w:t xml:space="preserve">90,8</w:t>
+            </w:r>
+          </w:p>
+        </w:tc>
+      </w:tr>
+    </w:tbl>
+    <w:p>
+      <w:pPr>
+        <w:pStyle w:val="BodyText"/>
+      </w:pPr>
       <w:r>
         <w:rPr>
           <w:b/>
           <w:bCs/>
         </w:rPr>
-        <w:t xml:space="preserve">intensivo en empleo calificado</w:t>
+        <w:t xml:space="preserve">Hallazgos:</w:t>
+      </w:r>
+    </w:p>
+    <w:p>
+      <w:pPr>
+        <w:pStyle w:val="Compact"/>
+        <w:numPr>
+          <w:ilvl w:val="0"/>
+          <w:numId w:val="1008"/>
+        </w:numPr>
+      </w:pPr>
+      <w:r>
+        <w:t xml:space="preserve">Entre 2022 y 2024, las empresas EC crecieron +7,4% mientras el empleo del núcleo</w:t>
+      </w:r>
+      <w:r>
+        <w:t xml:space="preserve"> </w:t>
+      </w:r>
+      <w:r>
+        <w:rPr>
+          <w:b/>
+          <w:bCs/>
+        </w:rPr>
+        <w:t xml:space="preserve">cayó −6,5%</w:t>
+      </w:r>
+      <w:r>
+        <w:t xml:space="preserve">: cada empresa EC emplea</w:t>
+      </w:r>
+      <w:r>
+        <w:t xml:space="preserve"> </w:t>
+      </w:r>
+      <w:r>
+        <w:rPr>
+          <w:b/>
+          <w:bCs/>
+        </w:rPr>
+        <w:t xml:space="preserve">menos trabajadores</w:t>
+      </w:r>
+      <w:r>
+        <w:t xml:space="preserve">.</w:t>
+      </w:r>
+    </w:p>
+    <w:p>
+      <w:pPr>
+        <w:pStyle w:val="Compact"/>
+        <w:numPr>
+          <w:ilvl w:val="0"/>
+          <w:numId w:val="1008"/>
+        </w:numPr>
+      </w:pPr>
+      <w:r>
+        <w:t xml:space="preserve">En 2024 el tamaño medio era de</w:t>
+      </w:r>
+      <w:r>
+        <w:t xml:space="preserve"> </w:t>
+      </w:r>
+      <w:r>
+        <w:rPr>
+          <w:b/>
+          <w:bCs/>
+        </w:rPr>
+        <w:t xml:space="preserve">0,60 empleados por empresa</w:t>
+      </w:r>
+      <w:r>
+        <w:t xml:space="preserve"> </w:t>
+      </w:r>
+      <w:r>
+        <w:t xml:space="preserve">(vs. 0,69 en 2022).</w:t>
+      </w:r>
+    </w:p>
+    <w:p>
+      <w:pPr>
+        <w:pStyle w:val="Compact"/>
+        <w:numPr>
+          <w:ilvl w:val="0"/>
+          <w:numId w:val="1008"/>
+        </w:numPr>
+      </w:pPr>
+      <w:r>
+        <w:t xml:space="preserve">En 2025 ambas caen, pero la caída más fuerte de empresas (−17,6%) sugiere</w:t>
+      </w:r>
+      <w:r>
+        <w:t xml:space="preserve"> </w:t>
+      </w:r>
+      <w:r>
+        <w:rPr>
+          <w:b/>
+          <w:bCs/>
+        </w:rPr>
+        <w:t xml:space="preserve">cierre de firmas chicas</w:t>
+      </w:r>
+      <w:r>
+        <w:t xml:space="preserve"> </w:t>
+      </w:r>
+      <w:r>
+        <w:t xml:space="preserve">y concentración en las grandes. El tamaño medio sube a</w:t>
+      </w:r>
+      <w:r>
+        <w:t xml:space="preserve"> </w:t>
+      </w:r>
+      <w:r>
+        <w:rPr>
+          <w:b/>
+          <w:bCs/>
+        </w:rPr>
+        <w:t xml:space="preserve">0,71 empleados por empresa</w:t>
       </w:r>
       <w:r>
         <w:t xml:space="preserve">.</w:t>
@@ -7748,12 +8813,12 @@
                 <wp:inline>
                   <wp:extent cx="152400" cy="152400"/>
                   <wp:effectExtent b="0" l="0" r="0" t="0"/>
-                  <wp:docPr descr="" title="" id="86" name="Picture"/>
+                  <wp:docPr descr="" title="" id="90" name="Picture"/>
                   <a:graphic>
                     <a:graphicData uri="http://schemas.openxmlformats.org/drawingml/2006/picture">
                       <pic:pic>
                         <pic:nvPicPr>
-                          <pic:cNvPr descr="C:\Users\HP\AppData\Local\Programs\Quarto\share\formats\docx\warning.png" id="87" name="Picture"/>
+                          <pic:cNvPr descr="C:\Users\HP\AppData\Local\Programs\Quarto\share\formats\docx\warning.png" id="91" name="Picture"/>
                           <pic:cNvPicPr>
                             <a:picLocks noChangeArrowheads="1" noChangeAspect="1"/>
                           </pic:cNvPicPr>
@@ -7826,30 +8891,30 @@
               <w:t xml:space="preserve"> </w:t>
             </w:r>
             <w:r>
-              <w:t xml:space="preserve">2023 no tiene dato de empresas en SIPA-OEDE. 2025 es preliminar.</w:t>
+              <w:t xml:space="preserve">2023 no tiene dato de empresas en SIPA-OEDE. 2025 es preliminar. Empleo EC: núcleo informático {7220, 7290}; CIIU 7210 sin dato en el archivo 4-dig.</w:t>
             </w:r>
           </w:p>
           <w:p/>
         </w:tc>
       </w:tr>
     </w:tbl>
-    <w:bookmarkEnd w:id="88"/>
-    <w:bookmarkStart w:id="91" w:name="prima-salarial-ec"/>
+    <w:bookmarkEnd w:id="92"/>
+    <w:bookmarkStart w:id="96" w:name="prima-salarial-ec"/>
     <w:p>
       <w:pPr>
         <w:pStyle w:val="Heading2"/>
       </w:pPr>
       <w:r>
-        <w:t xml:space="preserve">7.3 Prima salarial EC</w:t>
-      </w:r>
-    </w:p>
-    <w:bookmarkStart w:id="89" w:name="tres-definiciones"/>
+        <w:t xml:space="preserve">7.5 Prima salarial EC</w:t>
+      </w:r>
+    </w:p>
+    <w:bookmarkStart w:id="95" w:name="tres-definiciones"/>
     <w:p>
       <w:pPr>
         <w:pStyle w:val="Heading3"/>
       </w:pPr>
       <w:r>
-        <w:t xml:space="preserve">7.3.1 Tres definiciones</w:t>
+        <w:t xml:space="preserve">7.5.1 Tres definiciones</w:t>
       </w:r>
     </w:p>
     <w:tbl>
@@ -7888,7 +8953,7 @@
               <w:jc w:val="right"/>
             </w:pPr>
             <w:r>
-              <w:t xml:space="preserve">Núcleo software</w:t>
+              <w:t xml:space="preserve">Núcleo informático</w:t>
             </w:r>
           </w:p>
         </w:tc>
@@ -7938,31 +9003,31 @@
               <w:jc w:val="right"/>
             </w:pPr>
             <w:r>
-              <w:t xml:space="preserve">+4,26%</w:t>
-            </w:r>
-          </w:p>
-        </w:tc>
-        <w:tc>
-          <w:tcPr/>
-          <w:p>
-            <w:pPr>
-              <w:pStyle w:val="Compact"/>
-              <w:jc w:val="right"/>
-            </w:pPr>
-            <w:r>
-              <w:t xml:space="preserve">−27,93%</w:t>
-            </w:r>
-          </w:p>
-        </w:tc>
-        <w:tc>
-          <w:tcPr/>
-          <w:p>
-            <w:pPr>
-              <w:pStyle w:val="Compact"/>
-              <w:jc w:val="right"/>
-            </w:pPr>
-            <w:r>
-              <w:t xml:space="preserve">−13,99%</w:t>
+              <w:t xml:space="preserve">−0,16%</w:t>
+            </w:r>
+          </w:p>
+        </w:tc>
+        <w:tc>
+          <w:tcPr/>
+          <w:p>
+            <w:pPr>
+              <w:pStyle w:val="Compact"/>
+              <w:jc w:val="right"/>
+            </w:pPr>
+            <w:r>
+              <w:t xml:space="preserve">−31,47%</w:t>
+            </w:r>
+          </w:p>
+        </w:tc>
+        <w:tc>
+          <w:tcPr/>
+          <w:p>
+            <w:pPr>
+              <w:pStyle w:val="Compact"/>
+              <w:jc w:val="right"/>
+            </w:pPr>
+            <w:r>
+              <w:t xml:space="preserve">−16,72%</w:t>
             </w:r>
           </w:p>
         </w:tc>
@@ -7988,31 +9053,31 @@
               <w:jc w:val="right"/>
             </w:pPr>
             <w:r>
-              <w:t xml:space="preserve">+61,31%</w:t>
-            </w:r>
-          </w:p>
-        </w:tc>
-        <w:tc>
-          <w:tcPr/>
-          <w:p>
-            <w:pPr>
-              <w:pStyle w:val="Compact"/>
-              <w:jc w:val="right"/>
-            </w:pPr>
-            <w:r>
-              <w:t xml:space="preserve">+61,31%</w:t>
-            </w:r>
-          </w:p>
-        </w:tc>
-        <w:tc>
-          <w:tcPr/>
-          <w:p>
-            <w:pPr>
-              <w:pStyle w:val="Compact"/>
-              <w:jc w:val="right"/>
-            </w:pPr>
-            <w:r>
-              <w:t xml:space="preserve">+29,62%</w:t>
+              <w:t xml:space="preserve">+46,16%</w:t>
+            </w:r>
+          </w:p>
+        </w:tc>
+        <w:tc>
+          <w:tcPr/>
+          <w:p>
+            <w:pPr>
+              <w:pStyle w:val="Compact"/>
+              <w:jc w:val="right"/>
+            </w:pPr>
+            <w:r>
+              <w:t xml:space="preserve">+46,16%</w:t>
+            </w:r>
+          </w:p>
+        </w:tc>
+        <w:tc>
+          <w:tcPr/>
+          <w:p>
+            <w:pPr>
+              <w:pStyle w:val="Compact"/>
+              <w:jc w:val="right"/>
+            </w:pPr>
+            <w:r>
+              <w:t xml:space="preserve">+18,90%</w:t>
             </w:r>
           </w:p>
         </w:tc>
@@ -8038,31 +9103,31 @@
               <w:jc w:val="right"/>
             </w:pPr>
             <w:r>
-              <w:t xml:space="preserve">+18,84%</w:t>
-            </w:r>
-          </w:p>
-        </w:tc>
-        <w:tc>
-          <w:tcPr/>
-          <w:p>
-            <w:pPr>
-              <w:pStyle w:val="Compact"/>
-              <w:jc w:val="right"/>
-            </w:pPr>
-            <w:r>
-              <w:t xml:space="preserve">−7,48%</w:t>
-            </w:r>
-          </w:p>
-        </w:tc>
-        <w:tc>
-          <w:tcPr/>
-          <w:p>
-            <w:pPr>
-              <w:pStyle w:val="Compact"/>
-              <w:jc w:val="right"/>
-            </w:pPr>
-            <w:r>
-              <w:t xml:space="preserve">−17,79%</w:t>
+              <w:t xml:space="preserve">+6,16%</w:t>
+            </w:r>
+          </w:p>
+        </w:tc>
+        <w:tc>
+          <w:tcPr/>
+          <w:p>
+            <w:pPr>
+              <w:pStyle w:val="Compact"/>
+              <w:jc w:val="right"/>
+            </w:pPr>
+            <w:r>
+              <w:t xml:space="preserve">−18,35%</w:t>
+            </w:r>
+          </w:p>
+        </w:tc>
+        <w:tc>
+          <w:tcPr/>
+          <w:p>
+            <w:pPr>
+              <w:pStyle w:val="Compact"/>
+              <w:jc w:val="right"/>
+            </w:pPr>
+            <w:r>
+              <w:t xml:space="preserve">−28,51%</w:t>
             </w:r>
           </w:p>
         </w:tc>
@@ -8077,156 +9142,6 @@
             </w:pPr>
             <w:r>
               <w:t xml:space="preserve">2022</w:t>
-            </w:r>
-          </w:p>
-        </w:tc>
-        <w:tc>
-          <w:tcPr/>
-          <w:p>
-            <w:pPr>
-              <w:pStyle w:val="Compact"/>
-              <w:jc w:val="right"/>
-            </w:pPr>
-            <w:r>
-              <w:t xml:space="preserve">+53,67%</w:t>
-            </w:r>
-          </w:p>
-        </w:tc>
-        <w:tc>
-          <w:tcPr/>
-          <w:p>
-            <w:pPr>
-              <w:pStyle w:val="Compact"/>
-              <w:jc w:val="right"/>
-            </w:pPr>
-            <w:r>
-              <w:t xml:space="preserve">+17,65%</w:t>
-            </w:r>
-          </w:p>
-        </w:tc>
-        <w:tc>
-          <w:tcPr/>
-          <w:p>
-            <w:pPr>
-              <w:pStyle w:val="Compact"/>
-              <w:jc w:val="right"/>
-            </w:pPr>
-            <w:r>
-              <w:t xml:space="preserve">−2,41%</w:t>
-            </w:r>
-          </w:p>
-        </w:tc>
-      </w:tr>
-      <w:tr>
-        <w:tc>
-          <w:tcPr/>
-          <w:p>
-            <w:pPr>
-              <w:pStyle w:val="Compact"/>
-              <w:jc w:val="center"/>
-            </w:pPr>
-            <w:r>
-              <w:t xml:space="preserve">2023</w:t>
-            </w:r>
-          </w:p>
-        </w:tc>
-        <w:tc>
-          <w:tcPr/>
-          <w:p>
-            <w:pPr>
-              <w:pStyle w:val="Compact"/>
-              <w:jc w:val="right"/>
-            </w:pPr>
-            <w:r>
-              <w:t xml:space="preserve">+20,04%</w:t>
-            </w:r>
-          </w:p>
-        </w:tc>
-        <w:tc>
-          <w:tcPr/>
-          <w:p>
-            <w:pPr>
-              <w:pStyle w:val="Compact"/>
-              <w:jc w:val="right"/>
-            </w:pPr>
-            <w:r>
-              <w:t xml:space="preserve">+4,13%</w:t>
-            </w:r>
-          </w:p>
-        </w:tc>
-        <w:tc>
-          <w:tcPr/>
-          <w:p>
-            <w:pPr>
-              <w:pStyle w:val="Compact"/>
-              <w:jc w:val="right"/>
-            </w:pPr>
-            <w:r>
-              <w:t xml:space="preserve">−6,59%</w:t>
-            </w:r>
-          </w:p>
-        </w:tc>
-      </w:tr>
-      <w:tr>
-        <w:tc>
-          <w:tcPr/>
-          <w:p>
-            <w:pPr>
-              <w:pStyle w:val="Compact"/>
-              <w:jc w:val="center"/>
-            </w:pPr>
-            <w:r>
-              <w:t xml:space="preserve">2024</w:t>
-            </w:r>
-          </w:p>
-        </w:tc>
-        <w:tc>
-          <w:tcPr/>
-          <w:p>
-            <w:pPr>
-              <w:pStyle w:val="Compact"/>
-              <w:jc w:val="right"/>
-            </w:pPr>
-            <w:r>
-              <w:t xml:space="preserve">+45,75%</w:t>
-            </w:r>
-          </w:p>
-        </w:tc>
-        <w:tc>
-          <w:tcPr/>
-          <w:p>
-            <w:pPr>
-              <w:pStyle w:val="Compact"/>
-              <w:jc w:val="right"/>
-            </w:pPr>
-            <w:r>
-              <w:t xml:space="preserve">+45,75%</w:t>
-            </w:r>
-          </w:p>
-        </w:tc>
-        <w:tc>
-          <w:tcPr/>
-          <w:p>
-            <w:pPr>
-              <w:pStyle w:val="Compact"/>
-              <w:jc w:val="right"/>
-            </w:pPr>
-            <w:r>
-              <w:t xml:space="preserve">+21,38%</w:t>
-            </w:r>
-          </w:p>
-        </w:tc>
-      </w:tr>
-      <w:tr>
-        <w:tc>
-          <w:tcPr/>
-          <w:p>
-            <w:pPr>
-              <w:pStyle w:val="Compact"/>
-              <w:jc w:val="center"/>
-            </w:pPr>
-            <w:r>
-              <w:t xml:space="preserve">2025</w:t>
             </w:r>
           </w:p>
         </w:tc>
@@ -8242,7 +9157,45 @@
                 <w:b/>
                 <w:bCs/>
               </w:rPr>
-              <w:t xml:space="preserve">+29,00%</w:t>
+              <w:t xml:space="preserve">+27,15%</w:t>
+            </w:r>
+          </w:p>
+        </w:tc>
+        <w:tc>
+          <w:tcPr/>
+          <w:p>
+            <w:pPr>
+              <w:pStyle w:val="Compact"/>
+              <w:jc w:val="right"/>
+            </w:pPr>
+            <w:r>
+              <w:t xml:space="preserve">−4,62%</w:t>
+            </w:r>
+          </w:p>
+        </w:tc>
+        <w:tc>
+          <w:tcPr/>
+          <w:p>
+            <w:pPr>
+              <w:pStyle w:val="Compact"/>
+              <w:jc w:val="right"/>
+            </w:pPr>
+            <w:r>
+              <w:t xml:space="preserve">−15,39%</w:t>
+            </w:r>
+          </w:p>
+        </w:tc>
+      </w:tr>
+      <w:tr>
+        <w:tc>
+          <w:tcPr/>
+          <w:p>
+            <w:pPr>
+              <w:pStyle w:val="Compact"/>
+              <w:jc w:val="center"/>
+            </w:pPr>
+            <w:r>
+              <w:t xml:space="preserve">2023</w:t>
             </w:r>
           </w:p>
         </w:tc>
@@ -8258,7 +9211,45 @@
                 <w:b/>
                 <w:bCs/>
               </w:rPr>
-              <w:t xml:space="preserve">+29,00%</w:t>
+              <w:t xml:space="preserve">+62,03%</w:t>
+            </w:r>
+          </w:p>
+        </w:tc>
+        <w:tc>
+          <w:tcPr/>
+          <w:p>
+            <w:pPr>
+              <w:pStyle w:val="Compact"/>
+              <w:jc w:val="right"/>
+            </w:pPr>
+            <w:r>
+              <w:t xml:space="preserve">+19,78%</w:t>
+            </w:r>
+          </w:p>
+        </w:tc>
+        <w:tc>
+          <w:tcPr/>
+          <w:p>
+            <w:pPr>
+              <w:pStyle w:val="Compact"/>
+              <w:jc w:val="right"/>
+            </w:pPr>
+            <w:r>
+              <w:t xml:space="preserve">−15,09%</w:t>
+            </w:r>
+          </w:p>
+        </w:tc>
+      </w:tr>
+      <w:tr>
+        <w:tc>
+          <w:tcPr/>
+          <w:p>
+            <w:pPr>
+              <w:pStyle w:val="Compact"/>
+              <w:jc w:val="center"/>
+            </w:pPr>
+            <w:r>
+              <w:t xml:space="preserve">2024</w:t>
             </w:r>
           </w:p>
         </w:tc>
@@ -8274,7 +9265,89 @@
                 <w:b/>
                 <w:bCs/>
               </w:rPr>
-              <w:t xml:space="preserve">+8,36%</w:t>
+              <w:t xml:space="preserve">+63,13%</w:t>
+            </w:r>
+          </w:p>
+        </w:tc>
+        <w:tc>
+          <w:tcPr/>
+          <w:p>
+            <w:pPr>
+              <w:pStyle w:val="Compact"/>
+              <w:jc w:val="right"/>
+            </w:pPr>
+            <w:r>
+              <w:t xml:space="preserve">+63,13%</w:t>
+            </w:r>
+          </w:p>
+        </w:tc>
+        <w:tc>
+          <w:tcPr/>
+          <w:p>
+            <w:pPr>
+              <w:pStyle w:val="Compact"/>
+              <w:jc w:val="right"/>
+            </w:pPr>
+            <w:r>
+              <w:t xml:space="preserve">+10,22%</w:t>
+            </w:r>
+          </w:p>
+        </w:tc>
+      </w:tr>
+      <w:tr>
+        <w:tc>
+          <w:tcPr/>
+          <w:p>
+            <w:pPr>
+              <w:pStyle w:val="Compact"/>
+              <w:jc w:val="center"/>
+            </w:pPr>
+            <w:r>
+              <w:t xml:space="preserve">2025</w:t>
+            </w:r>
+          </w:p>
+        </w:tc>
+        <w:tc>
+          <w:tcPr/>
+          <w:p>
+            <w:pPr>
+              <w:pStyle w:val="Compact"/>
+              <w:jc w:val="right"/>
+            </w:pPr>
+            <w:r>
+              <w:rPr>
+                <w:b/>
+                <w:bCs/>
+              </w:rPr>
+              <w:t xml:space="preserve">+66,46%</w:t>
+            </w:r>
+          </w:p>
+        </w:tc>
+        <w:tc>
+          <w:tcPr/>
+          <w:p>
+            <w:pPr>
+              <w:pStyle w:val="Compact"/>
+              <w:jc w:val="right"/>
+            </w:pPr>
+            <w:r>
+              <w:t xml:space="preserve">+66,46%</w:t>
+            </w:r>
+          </w:p>
+        </w:tc>
+        <w:tc>
+          <w:tcPr/>
+          <w:p>
+            <w:pPr>
+              <w:pStyle w:val="Compact"/>
+              <w:jc w:val="right"/>
+            </w:pPr>
+            <w:r>
+              <w:rPr>
+                <w:b/>
+                <w:bCs/>
+              </w:rPr>
+              <w:t xml:space="preserve">+20,06%</w:t>
             </w:r>
           </w:p>
         </w:tc>
@@ -8298,379 +9371,24 @@
         <w:t xml:space="preserve">SIPA-OEDE, serie de remuneraciones mensuales por CIIU 4 dígitos.</w:t>
       </w:r>
     </w:p>
-    <w:bookmarkEnd w:id="89"/>
-    <w:bookmarkStart w:id="90" w:name="salario-por-ciiu-ec-dic-2024"/>
-    <w:p>
-      <w:pPr>
-        <w:pStyle w:val="Heading3"/>
-      </w:pPr>
-      <w:r>
-        <w:t xml:space="preserve">7.3.2 Salario por CIIU EC (dic-2024)</w:t>
-      </w:r>
-    </w:p>
-    <w:tbl>
-      <w:tblPr>
-        <w:tblStyle w:val="Table"/>
-        <w:tblW w:type="auto" w:w="0"/>
-        <w:tblLook w:firstRow="1" w:lastRow="0" w:firstColumn="0" w:lastColumn="0" w:noHBand="0" w:noVBand="0" w:val="0020"/>
-      </w:tblPr>
-      <w:tblGrid>
-        <w:gridCol w:w="1980"/>
-        <w:gridCol w:w="1980"/>
-        <w:gridCol w:w="1980"/>
-        <w:gridCol w:w="1980"/>
-      </w:tblGrid>
-      <w:tr>
-        <w:trPr>
-          <w:tblHeader w:val="on"/>
-        </w:trPr>
-        <w:tc>
-          <w:tcPr/>
-          <w:p>
-            <w:pPr>
-              <w:pStyle w:val="Compact"/>
-              <w:jc w:val="center"/>
-            </w:pPr>
-            <w:r>
-              <w:t xml:space="preserve">CIIU</w:t>
-            </w:r>
-          </w:p>
-        </w:tc>
-        <w:tc>
-          <w:tcPr/>
-          <w:p>
-            <w:pPr>
-              <w:pStyle w:val="Compact"/>
-            </w:pPr>
-            <w:r>
-              <w:t xml:space="preserve">Rama</w:t>
-            </w:r>
-          </w:p>
-        </w:tc>
-        <w:tc>
-          <w:tcPr/>
-          <w:p>
-            <w:pPr>
-              <w:pStyle w:val="Compact"/>
-              <w:jc w:val="right"/>
-            </w:pPr>
-            <w:r>
-              <w:t xml:space="preserve">Salario</w:t>
-            </w:r>
-          </w:p>
-        </w:tc>
-        <w:tc>
-          <w:tcPr/>
-          <w:p>
-            <w:pPr>
-              <w:pStyle w:val="Compact"/>
-              <w:jc w:val="right"/>
-            </w:pPr>
-            <w:r>
-              <w:t xml:space="preserve">Prima vs. provincial</w:t>
-            </w:r>
-          </w:p>
-        </w:tc>
-      </w:tr>
-      <w:tr>
-        <w:tc>
-          <w:tcPr/>
-          <w:p>
-            <w:pPr>
-              <w:pStyle w:val="Compact"/>
-              <w:jc w:val="center"/>
-            </w:pPr>
-            <w:r>
-              <w:t xml:space="preserve">7290</w:t>
-            </w:r>
-          </w:p>
-        </w:tc>
-        <w:tc>
-          <w:tcPr/>
-          <w:p>
-            <w:pPr>
-              <w:pStyle w:val="Compact"/>
-            </w:pPr>
-            <w:r>
-              <w:t xml:space="preserve">Informática n.c.p.</w:t>
-            </w:r>
-          </w:p>
-        </w:tc>
-        <w:tc>
-          <w:tcPr/>
-          <w:p>
-            <w:pPr>
-              <w:pStyle w:val="Compact"/>
-              <w:jc w:val="right"/>
-            </w:pPr>
-            <w:r>
-              <w:t xml:space="preserve">$2.069.878</w:t>
-            </w:r>
-          </w:p>
-        </w:tc>
-        <w:tc>
-          <w:tcPr/>
-          <w:p>
-            <w:pPr>
-              <w:pStyle w:val="Compact"/>
-              <w:jc w:val="right"/>
-            </w:pPr>
-            <w:r>
-              <w:rPr>
-                <w:b/>
-                <w:bCs/>
-              </w:rPr>
-              <w:t xml:space="preserve">+133,2%</w:t>
-            </w:r>
-          </w:p>
-        </w:tc>
-      </w:tr>
-      <w:tr>
-        <w:tc>
-          <w:tcPr/>
-          <w:p>
-            <w:pPr>
-              <w:pStyle w:val="Compact"/>
-              <w:jc w:val="center"/>
-            </w:pPr>
-            <w:r>
-              <w:t xml:space="preserve">7220</w:t>
-            </w:r>
-          </w:p>
-        </w:tc>
-        <w:tc>
-          <w:tcPr/>
-          <w:p>
-            <w:pPr>
-              <w:pStyle w:val="Compact"/>
-            </w:pPr>
-            <w:r>
-              <w:t xml:space="preserve">Consultores informáticos</w:t>
-            </w:r>
-          </w:p>
-        </w:tc>
-        <w:tc>
-          <w:tcPr/>
-          <w:p>
-            <w:pPr>
-              <w:pStyle w:val="Compact"/>
-              <w:jc w:val="right"/>
-            </w:pPr>
-            <w:r>
-              <w:t xml:space="preserve">$1.022.045</w:t>
-            </w:r>
-          </w:p>
-        </w:tc>
-        <w:tc>
-          <w:tcPr/>
-          <w:p>
-            <w:pPr>
-              <w:pStyle w:val="Compact"/>
-              <w:jc w:val="right"/>
-            </w:pPr>
-            <w:r>
-              <w:t xml:space="preserve">+15,1%</w:t>
-            </w:r>
-          </w:p>
-        </w:tc>
-      </w:tr>
-      <w:tr>
-        <w:tc>
-          <w:tcPr/>
-          <w:p>
-            <w:pPr>
-              <w:pStyle w:val="Compact"/>
-              <w:jc w:val="center"/>
-            </w:pPr>
-            <w:r>
-              <w:t xml:space="preserve">7499</w:t>
-            </w:r>
-          </w:p>
-        </w:tc>
-        <w:tc>
-          <w:tcPr/>
-          <w:p>
-            <w:pPr>
-              <w:pStyle w:val="Compact"/>
-            </w:pPr>
-            <w:r>
-              <w:t xml:space="preserve">Servicios empresariales (proxy)</w:t>
-            </w:r>
-          </w:p>
-        </w:tc>
-        <w:tc>
-          <w:tcPr/>
-          <w:p>
-            <w:pPr>
-              <w:pStyle w:val="Compact"/>
-              <w:jc w:val="right"/>
-            </w:pPr>
-            <w:r>
-              <w:t xml:space="preserve">$793.805</w:t>
-            </w:r>
-          </w:p>
-        </w:tc>
-        <w:tc>
-          <w:tcPr/>
-          <w:p>
-            <w:pPr>
-              <w:pStyle w:val="Compact"/>
-              <w:jc w:val="right"/>
-            </w:pPr>
-            <w:r>
-              <w:t xml:space="preserve">−10,6%</w:t>
-            </w:r>
-          </w:p>
-        </w:tc>
-      </w:tr>
-      <w:tr>
-        <w:tc>
-          <w:tcPr/>
-          <w:p>
-            <w:pPr>
-              <w:pStyle w:val="Compact"/>
-              <w:jc w:val="center"/>
-            </w:pPr>
-            <w:r>
-              <w:t xml:space="preserve">7250</w:t>
-            </w:r>
-          </w:p>
-        </w:tc>
-        <w:tc>
-          <w:tcPr/>
-          <w:p>
-            <w:pPr>
-              <w:pStyle w:val="Compact"/>
-            </w:pPr>
-            <w:r>
-              <w:t xml:space="preserve">Reparación informática</w:t>
-            </w:r>
-          </w:p>
-        </w:tc>
-        <w:tc>
-          <w:tcPr/>
-          <w:p>
-            <w:pPr>
-              <w:pStyle w:val="Compact"/>
-              <w:jc w:val="right"/>
-            </w:pPr>
-            <w:r>
-              <w:t xml:space="preserve">$681.163</w:t>
-            </w:r>
-          </w:p>
-        </w:tc>
-        <w:tc>
-          <w:tcPr/>
-          <w:p>
-            <w:pPr>
-              <w:pStyle w:val="Compact"/>
-              <w:jc w:val="right"/>
-            </w:pPr>
-            <w:r>
-              <w:t xml:space="preserve">−23,3%</w:t>
-            </w:r>
-          </w:p>
-        </w:tc>
-      </w:tr>
-      <w:tr>
-        <w:tc>
-          <w:tcPr/>
-          <w:p>
-            <w:pPr>
-              <w:pStyle w:val="Compact"/>
-              <w:jc w:val="center"/>
-            </w:pPr>
-            <w:r>
-              <w:t xml:space="preserve">7421</w:t>
-            </w:r>
-          </w:p>
-        </w:tc>
-        <w:tc>
-          <w:tcPr/>
-          <w:p>
-            <w:pPr>
-              <w:pStyle w:val="Compact"/>
-            </w:pPr>
-            <w:r>
-              <w:t xml:space="preserve">Arquitectura/ingeniería (proxy)</w:t>
-            </w:r>
-          </w:p>
-        </w:tc>
-        <w:tc>
-          <w:tcPr/>
-          <w:p>
-            <w:pPr>
-              <w:pStyle w:val="Compact"/>
-              <w:jc w:val="right"/>
-            </w:pPr>
-            <w:r>
-              <w:t xml:space="preserve">$668.503</w:t>
-            </w:r>
-          </w:p>
-        </w:tc>
-        <w:tc>
-          <w:tcPr/>
-          <w:p>
-            <w:pPr>
-              <w:pStyle w:val="Compact"/>
-              <w:jc w:val="right"/>
-            </w:pPr>
-            <w:r>
-              <w:t xml:space="preserve">−24,7%</w:t>
-            </w:r>
-          </w:p>
-        </w:tc>
-      </w:tr>
-      <w:tr>
-        <w:tc>
-          <w:tcPr/>
-          <w:p>
-            <w:pPr>
-              <w:pStyle w:val="Compact"/>
-              <w:jc w:val="center"/>
-            </w:pPr>
-            <w:r>
-              <w:t xml:space="preserve">7210, 7300, 7430</w:t>
-            </w:r>
-          </w:p>
-        </w:tc>
-        <w:tc>
-          <w:tcPr/>
-          <w:p>
-            <w:pPr>
-              <w:pStyle w:val="Compact"/>
-            </w:pPr>
-            <w:r>
-              <w:t xml:space="preserve">—</w:t>
-            </w:r>
-          </w:p>
-        </w:tc>
-        <w:tc>
-          <w:tcPr/>
-          <w:p>
-            <w:pPr>
-              <w:pStyle w:val="Compact"/>
-              <w:jc w:val="right"/>
-            </w:pPr>
-            <w:r>
-              <w:t xml:space="preserve">sin datos</w:t>
-            </w:r>
-          </w:p>
-        </w:tc>
-        <w:tc>
-          <w:tcPr/>
-          <w:p>
-            <w:pPr>
-              <w:pStyle w:val="Compact"/>
-              <w:jc w:val="right"/>
-            </w:pPr>
-            <w:r>
-              <w:t xml:space="preserve">—</w:t>
-            </w:r>
-          </w:p>
-        </w:tc>
-      </w:tr>
-    </w:tbl>
+    <w:p>
+      <w:pPr>
+        <w:pStyle w:val="BodyText"/>
+      </w:pPr>
+      <w:r>
+        <w:rPr>
+          <w:b/>
+          <w:bCs/>
+        </w:rPr>
+        <w:t xml:space="preserve">Denominador:</w:t>
+      </w:r>
+      <w:r>
+        <w:t xml:space="preserve"> </w:t>
+      </w:r>
+      <w:r>
+        <w:t xml:space="preserve">salario provincial oficial ponderado por empleo, del mismo mes/año que el salario por CIIU (incluye SAC).</w:t>
+      </w:r>
+    </w:p>
     <w:p>
       <w:pPr>
         <w:pStyle w:val="BodyText"/>
@@ -8688,21 +9406,27 @@
         <w:pStyle w:val="Compact"/>
         <w:numPr>
           <w:ilvl w:val="0"/>
-          <w:numId w:val="1008"/>
+          <w:numId w:val="1009"/>
         </w:numPr>
       </w:pPr>
+      <w:r>
+        <w:t xml:space="preserve">La prima del</w:t>
+      </w:r>
+      <w:r>
+        <w:t xml:space="preserve"> </w:t>
+      </w:r>
       <w:r>
         <w:rPr>
           <w:b/>
           <w:bCs/>
         </w:rPr>
-        <w:t xml:space="preserve">Informática n.c.p. paga +133%</w:t>
-      </w:r>
-      <w:r>
-        <w:t xml:space="preserve"> </w:t>
-      </w:r>
-      <w:r>
-        <w:t xml:space="preserve">sobre el promedio provincial.</w:t>
+        <w:t xml:space="preserve">núcleo informático</w:t>
+      </w:r>
+      <w:r>
+        <w:t xml:space="preserve"> </w:t>
+      </w:r>
+      <w:r>
+        <w:t xml:space="preserve">se duplicó entre 2022 (+27,2%) y 2025 (+66,5%).</w:t>
       </w:r>
     </w:p>
     <w:p>
@@ -8710,11 +9434,11 @@
         <w:pStyle w:val="Compact"/>
         <w:numPr>
           <w:ilvl w:val="0"/>
-          <w:numId w:val="1008"/>
+          <w:numId w:val="1009"/>
         </w:numPr>
       </w:pPr>
       <w:r>
-        <w:t xml:space="preserve">Las ramas</w:t>
+        <w:t xml:space="preserve">La prima del</w:t>
       </w:r>
       <w:r>
         <w:t xml:space="preserve"> </w:t>
@@ -8724,13 +9448,25 @@
           <w:b/>
           <w:bCs/>
         </w:rPr>
-        <w:t xml:space="preserve">proxy</w:t>
-      </w:r>
-      <w:r>
-        <w:t xml:space="preserve"> </w:t>
-      </w:r>
-      <w:r>
-        <w:t xml:space="preserve">(7421, 7499) pagan</w:t>
+        <w:t xml:space="preserve">EC completo</w:t>
+      </w:r>
+      <w:r>
+        <w:t xml:space="preserve"> </w:t>
+      </w:r>
+      <w:r>
+        <w:t xml:space="preserve">es sensiblemente menor porque incluye las ramas proxy (7250, 7421, 7499) que pagan por debajo del promedio.</w:t>
+      </w:r>
+    </w:p>
+    <w:p>
+      <w:pPr>
+        <w:pStyle w:val="Compact"/>
+        <w:numPr>
+          <w:ilvl w:val="0"/>
+          <w:numId w:val="1009"/>
+        </w:numPr>
+      </w:pPr>
+      <w:r>
+        <w:t xml:space="preserve">La brecha núcleo vs. completo</w:t>
       </w:r>
       <w:r>
         <w:t xml:space="preserve"> </w:t>
@@ -8740,738 +9476,13 @@
           <w:b/>
           <w:bCs/>
         </w:rPr>
-        <w:t xml:space="preserve">por debajo</w:t>
-      </w:r>
-      <w:r>
-        <w:t xml:space="preserve"> </w:t>
-      </w:r>
-      <w:r>
-        <w:t xml:space="preserve">del promedio provincial.</w:t>
-      </w:r>
-    </w:p>
-    <w:p>
-      <w:pPr>
-        <w:pStyle w:val="Compact"/>
-        <w:numPr>
-          <w:ilvl w:val="0"/>
-          <w:numId w:val="1008"/>
-        </w:numPr>
-      </w:pPr>
-      <w:r>
-        <w:t xml:space="preserve">La definición completa de Actividades EC</w:t>
-      </w:r>
-      <w:r>
-        <w:t xml:space="preserve"> </w:t>
-      </w:r>
-      <w:r>
-        <w:rPr>
-          <w:b/>
-          <w:bCs/>
-        </w:rPr>
-        <w:t xml:space="preserve">diluye la prima</w:t>
-      </w:r>
-      <w:r>
-        <w:t xml:space="preserve"> </w:t>
-      </w:r>
-      <w:r>
-        <w:t xml:space="preserve">por el peso de las ramas proxy.</w:t>
-      </w:r>
-    </w:p>
-    <w:bookmarkEnd w:id="90"/>
-    <w:bookmarkEnd w:id="91"/>
-    <w:bookmarkEnd w:id="92"/>
-    <w:bookmarkStart w:id="95" w:name="sec-intensidad"/>
-    <w:p>
-      <w:pPr>
-        <w:pStyle w:val="Heading1"/>
-      </w:pPr>
-      <w:r>
-        <w:t xml:space="preserve">8. Intensidad empresarial EC</w:t>
-      </w:r>
-    </w:p>
-    <w:tbl>
-      <w:tblPr>
-        <w:tblStyle w:val="Table"/>
-        <w:tblW w:type="auto" w:w="0"/>
-        <w:tblLook w:firstRow="1" w:lastRow="0" w:firstColumn="0" w:lastColumn="0" w:noHBand="0" w:noVBand="0" w:val="0020"/>
-      </w:tblPr>
-      <w:tblGrid>
-        <w:gridCol w:w="1584"/>
-        <w:gridCol w:w="1584"/>
-        <w:gridCol w:w="1584"/>
-        <w:gridCol w:w="1584"/>
-        <w:gridCol w:w="1584"/>
-      </w:tblGrid>
-      <w:tr>
-        <w:trPr>
-          <w:tblHeader w:val="on"/>
-        </w:trPr>
-        <w:tc>
-          <w:tcPr/>
-          <w:p>
-            <w:pPr>
-              <w:pStyle w:val="Compact"/>
-              <w:jc w:val="left"/>
-            </w:pPr>
-            <w:r>
-              <w:t xml:space="preserve">Provincia</w:t>
-            </w:r>
-          </w:p>
-        </w:tc>
-        <w:tc>
-          <w:tcPr/>
-          <w:p>
-            <w:pPr>
-              <w:pStyle w:val="Compact"/>
-              <w:jc w:val="right"/>
-            </w:pPr>
-            <w:r>
-              <w:t xml:space="preserve">2022</w:t>
-            </w:r>
-          </w:p>
-        </w:tc>
-        <w:tc>
-          <w:tcPr/>
-          <w:p>
-            <w:pPr>
-              <w:pStyle w:val="Compact"/>
-              <w:jc w:val="right"/>
-            </w:pPr>
-            <w:r>
-              <w:t xml:space="preserve">2024</w:t>
-            </w:r>
-          </w:p>
-        </w:tc>
-        <w:tc>
-          <w:tcPr/>
-          <w:p>
-            <w:pPr>
-              <w:pStyle w:val="Compact"/>
-              <w:jc w:val="right"/>
-            </w:pPr>
-            <w:r>
-              <w:t xml:space="preserve">2025</w:t>
-            </w:r>
-          </w:p>
-        </w:tc>
-        <w:tc>
-          <w:tcPr/>
-          <w:p>
-            <w:pPr>
-              <w:pStyle w:val="Compact"/>
-              <w:jc w:val="right"/>
-            </w:pPr>
-            <w:r>
-              <w:t xml:space="preserve">Δ pp (22→25)</w:t>
-            </w:r>
-          </w:p>
-        </w:tc>
-      </w:tr>
-      <w:tr>
-        <w:tc>
-          <w:tcPr/>
-          <w:p>
-            <w:pPr>
-              <w:pStyle w:val="Compact"/>
-              <w:jc w:val="left"/>
-            </w:pPr>
-            <w:r>
-              <w:t xml:space="preserve">CABA</w:t>
-            </w:r>
-          </w:p>
-        </w:tc>
-        <w:tc>
-          <w:tcPr/>
-          <w:p>
-            <w:pPr>
-              <w:pStyle w:val="Compact"/>
-              <w:jc w:val="right"/>
-            </w:pPr>
-            <w:r>
-              <w:t xml:space="preserve">67,30</w:t>
-            </w:r>
-          </w:p>
-        </w:tc>
-        <w:tc>
-          <w:tcPr/>
-          <w:p>
-            <w:pPr>
-              <w:pStyle w:val="Compact"/>
-              <w:jc w:val="right"/>
-            </w:pPr>
-            <w:r>
-              <w:t xml:space="preserve">67,95</w:t>
-            </w:r>
-          </w:p>
-        </w:tc>
-        <w:tc>
-          <w:tcPr/>
-          <w:p>
-            <w:pPr>
-              <w:pStyle w:val="Compact"/>
-              <w:jc w:val="right"/>
-            </w:pPr>
-            <w:r>
-              <w:t xml:space="preserve">68,64</w:t>
-            </w:r>
-          </w:p>
-        </w:tc>
-        <w:tc>
-          <w:tcPr/>
-          <w:p>
-            <w:pPr>
-              <w:pStyle w:val="Compact"/>
-              <w:jc w:val="right"/>
-            </w:pPr>
-            <w:r>
-              <w:t xml:space="preserve">+1,34</w:t>
-            </w:r>
-          </w:p>
-        </w:tc>
-      </w:tr>
-      <w:tr>
-        <w:tc>
-          <w:tcPr/>
-          <w:p>
-            <w:pPr>
-              <w:pStyle w:val="Compact"/>
-              <w:jc w:val="left"/>
-            </w:pPr>
-            <w:r>
-              <w:t xml:space="preserve">Catamarca</w:t>
-            </w:r>
-          </w:p>
-        </w:tc>
-        <w:tc>
-          <w:tcPr/>
-          <w:p>
-            <w:pPr>
-              <w:pStyle w:val="Compact"/>
-              <w:jc w:val="right"/>
-            </w:pPr>
-            <w:r>
-              <w:t xml:space="preserve">39,18</w:t>
-            </w:r>
-          </w:p>
-        </w:tc>
-        <w:tc>
-          <w:tcPr/>
-          <w:p>
-            <w:pPr>
-              <w:pStyle w:val="Compact"/>
-              <w:jc w:val="right"/>
-            </w:pPr>
-            <w:r>
-              <w:t xml:space="preserve">43,18</w:t>
-            </w:r>
-          </w:p>
-        </w:tc>
-        <w:tc>
-          <w:tcPr/>
-          <w:p>
-            <w:pPr>
-              <w:pStyle w:val="Compact"/>
-              <w:jc w:val="right"/>
-            </w:pPr>
-            <w:r>
-              <w:t xml:space="preserve">44,69</w:t>
-            </w:r>
-          </w:p>
-        </w:tc>
-        <w:tc>
-          <w:tcPr/>
-          <w:p>
-            <w:pPr>
-              <w:pStyle w:val="Compact"/>
-              <w:jc w:val="right"/>
-            </w:pPr>
-            <w:r>
-              <w:rPr>
-                <w:b/>
-                <w:bCs/>
-              </w:rPr>
-              <w:t xml:space="preserve">+5,51</w:t>
-            </w:r>
-          </w:p>
-        </w:tc>
-      </w:tr>
-      <w:tr>
-        <w:tc>
-          <w:tcPr/>
-          <w:p>
-            <w:pPr>
-              <w:pStyle w:val="Compact"/>
-              <w:jc w:val="left"/>
-            </w:pPr>
-            <w:r>
-              <w:t xml:space="preserve">Salta</w:t>
-            </w:r>
-          </w:p>
-        </w:tc>
-        <w:tc>
-          <w:tcPr/>
-          <w:p>
-            <w:pPr>
-              <w:pStyle w:val="Compact"/>
-              <w:jc w:val="right"/>
-            </w:pPr>
-            <w:r>
-              <w:t xml:space="preserve">37,46</w:t>
-            </w:r>
-          </w:p>
-        </w:tc>
-        <w:tc>
-          <w:tcPr/>
-          <w:p>
-            <w:pPr>
-              <w:pStyle w:val="Compact"/>
-              <w:jc w:val="right"/>
-            </w:pPr>
-            <w:r>
-              <w:t xml:space="preserve">38,99</w:t>
-            </w:r>
-          </w:p>
-        </w:tc>
-        <w:tc>
-          <w:tcPr/>
-          <w:p>
-            <w:pPr>
-              <w:pStyle w:val="Compact"/>
-              <w:jc w:val="right"/>
-            </w:pPr>
-            <w:r>
-              <w:t xml:space="preserve">42,11</w:t>
-            </w:r>
-          </w:p>
-        </w:tc>
-        <w:tc>
-          <w:tcPr/>
-          <w:p>
-            <w:pPr>
-              <w:pStyle w:val="Compact"/>
-              <w:jc w:val="right"/>
-            </w:pPr>
-            <w:r>
-              <w:t xml:space="preserve">+4,65</w:t>
-            </w:r>
-          </w:p>
-        </w:tc>
-      </w:tr>
-      <w:tr>
-        <w:tc>
-          <w:tcPr/>
-          <w:p>
-            <w:pPr>
-              <w:pStyle w:val="Compact"/>
-              <w:jc w:val="left"/>
-            </w:pPr>
-            <w:r>
-              <w:t xml:space="preserve">Tucumán</w:t>
-            </w:r>
-          </w:p>
-        </w:tc>
-        <w:tc>
-          <w:tcPr/>
-          <w:p>
-            <w:pPr>
-              <w:pStyle w:val="Compact"/>
-              <w:jc w:val="right"/>
-            </w:pPr>
-            <w:r>
-              <w:t xml:space="preserve">34,93</w:t>
-            </w:r>
-          </w:p>
-        </w:tc>
-        <w:tc>
-          <w:tcPr/>
-          <w:p>
-            <w:pPr>
-              <w:pStyle w:val="Compact"/>
-              <w:jc w:val="right"/>
-            </w:pPr>
-            <w:r>
-              <w:t xml:space="preserve">35,74</w:t>
-            </w:r>
-          </w:p>
-        </w:tc>
-        <w:tc>
-          <w:tcPr/>
-          <w:p>
-            <w:pPr>
-              <w:pStyle w:val="Compact"/>
-              <w:jc w:val="right"/>
-            </w:pPr>
-            <w:r>
-              <w:t xml:space="preserve">34,88</w:t>
-            </w:r>
-          </w:p>
-        </w:tc>
-        <w:tc>
-          <w:tcPr/>
-          <w:p>
-            <w:pPr>
-              <w:pStyle w:val="Compact"/>
-              <w:jc w:val="right"/>
-            </w:pPr>
-            <w:r>
-              <w:t xml:space="preserve">−0,05</w:t>
-            </w:r>
-          </w:p>
-        </w:tc>
-      </w:tr>
-      <w:tr>
-        <w:tc>
-          <w:tcPr/>
-          <w:p>
-            <w:pPr>
-              <w:pStyle w:val="Compact"/>
-              <w:jc w:val="left"/>
-            </w:pPr>
-            <w:r>
-              <w:t xml:space="preserve">Córdoba</w:t>
-            </w:r>
-          </w:p>
-        </w:tc>
-        <w:tc>
-          <w:tcPr/>
-          <w:p>
-            <w:pPr>
-              <w:pStyle w:val="Compact"/>
-              <w:jc w:val="right"/>
-            </w:pPr>
-            <w:r>
-              <w:t xml:space="preserve">32,81</w:t>
-            </w:r>
-          </w:p>
-        </w:tc>
-        <w:tc>
-          <w:tcPr/>
-          <w:p>
-            <w:pPr>
-              <w:pStyle w:val="Compact"/>
-              <w:jc w:val="right"/>
-            </w:pPr>
-            <w:r>
-              <w:t xml:space="preserve">34,55</w:t>
-            </w:r>
-          </w:p>
-        </w:tc>
-        <w:tc>
-          <w:tcPr/>
-          <w:p>
-            <w:pPr>
-              <w:pStyle w:val="Compact"/>
-              <w:jc w:val="right"/>
-            </w:pPr>
-            <w:r>
-              <w:t xml:space="preserve">33,90</w:t>
-            </w:r>
-          </w:p>
-        </w:tc>
-        <w:tc>
-          <w:tcPr/>
-          <w:p>
-            <w:pPr>
-              <w:pStyle w:val="Compact"/>
-              <w:jc w:val="right"/>
-            </w:pPr>
-            <w:r>
-              <w:t xml:space="preserve">+1,09</w:t>
-            </w:r>
-          </w:p>
-        </w:tc>
-      </w:tr>
-      <w:tr>
-        <w:tc>
-          <w:tcPr/>
-          <w:p>
-            <w:pPr>
-              <w:pStyle w:val="Compact"/>
-              <w:jc w:val="left"/>
-            </w:pPr>
-            <w:r>
-              <w:t xml:space="preserve">Jujuy</w:t>
-            </w:r>
-          </w:p>
-        </w:tc>
-        <w:tc>
-          <w:tcPr/>
-          <w:p>
-            <w:pPr>
-              <w:pStyle w:val="Compact"/>
-              <w:jc w:val="right"/>
-            </w:pPr>
-            <w:r>
-              <w:t xml:space="preserve">31,32</w:t>
-            </w:r>
-          </w:p>
-        </w:tc>
-        <w:tc>
-          <w:tcPr/>
-          <w:p>
-            <w:pPr>
-              <w:pStyle w:val="Compact"/>
-              <w:jc w:val="right"/>
-            </w:pPr>
-            <w:r>
-              <w:t xml:space="preserve">33,12</w:t>
-            </w:r>
-          </w:p>
-        </w:tc>
-        <w:tc>
-          <w:tcPr/>
-          <w:p>
-            <w:pPr>
-              <w:pStyle w:val="Compact"/>
-              <w:jc w:val="right"/>
-            </w:pPr>
-            <w:r>
-              <w:t xml:space="preserve">32,22</w:t>
-            </w:r>
-          </w:p>
-        </w:tc>
-        <w:tc>
-          <w:tcPr/>
-          <w:p>
-            <w:pPr>
-              <w:pStyle w:val="Compact"/>
-              <w:jc w:val="right"/>
-            </w:pPr>
-            <w:r>
-              <w:t xml:space="preserve">+0,90</w:t>
-            </w:r>
-          </w:p>
-        </w:tc>
-      </w:tr>
-      <w:tr>
-        <w:tc>
-          <w:tcPr/>
-          <w:p>
-            <w:pPr>
-              <w:pStyle w:val="Compact"/>
-              <w:jc w:val="left"/>
-            </w:pPr>
-            <w:r>
-              <w:rPr>
-                <w:b/>
-                <w:bCs/>
-              </w:rPr>
-              <w:t xml:space="preserve">La Rioja</w:t>
-            </w:r>
-          </w:p>
-        </w:tc>
-        <w:tc>
-          <w:tcPr/>
-          <w:p>
-            <w:pPr>
-              <w:pStyle w:val="Compact"/>
-              <w:jc w:val="right"/>
-            </w:pPr>
-            <w:r>
-              <w:rPr>
-                <w:b/>
-                <w:bCs/>
-              </w:rPr>
-              <w:t xml:space="preserve">33,07</w:t>
-            </w:r>
-          </w:p>
-        </w:tc>
-        <w:tc>
-          <w:tcPr/>
-          <w:p>
-            <w:pPr>
-              <w:pStyle w:val="Compact"/>
-              <w:jc w:val="right"/>
-            </w:pPr>
-            <w:r>
-              <w:rPr>
-                <w:b/>
-                <w:bCs/>
-              </w:rPr>
-              <w:t xml:space="preserve">31,34</w:t>
-            </w:r>
-          </w:p>
-        </w:tc>
-        <w:tc>
-          <w:tcPr/>
-          <w:p>
-            <w:pPr>
-              <w:pStyle w:val="Compact"/>
-              <w:jc w:val="right"/>
-            </w:pPr>
-            <w:r>
-              <w:rPr>
-                <w:b/>
-                <w:bCs/>
-              </w:rPr>
-              <w:t xml:space="preserve">28,62</w:t>
-            </w:r>
-          </w:p>
-        </w:tc>
-        <w:tc>
-          <w:tcPr/>
-          <w:p>
-            <w:pPr>
-              <w:pStyle w:val="Compact"/>
-              <w:jc w:val="right"/>
-            </w:pPr>
-            <w:r>
-              <w:rPr>
-                <w:b/>
-                <w:bCs/>
-              </w:rPr>
-              <w:t xml:space="preserve">−4,45</w:t>
-            </w:r>
-            <w:r>
-              <w:t xml:space="preserve"> </w:t>
-            </w:r>
-            <w:r>
-              <w:t xml:space="preserve">🔴</w:t>
-            </w:r>
-          </w:p>
-        </w:tc>
-      </w:tr>
-      <w:tr>
-        <w:tc>
-          <w:tcPr/>
-          <w:p>
-            <w:pPr>
-              <w:pStyle w:val="Compact"/>
-              <w:jc w:val="left"/>
-            </w:pPr>
-            <w:r>
-              <w:t xml:space="preserve">Santa Fé</w:t>
-            </w:r>
-          </w:p>
-        </w:tc>
-        <w:tc>
-          <w:tcPr/>
-          <w:p>
-            <w:pPr>
-              <w:pStyle w:val="Compact"/>
-              <w:jc w:val="right"/>
-            </w:pPr>
-            <w:r>
-              <w:t xml:space="preserve">27,06</w:t>
-            </w:r>
-          </w:p>
-        </w:tc>
-        <w:tc>
-          <w:tcPr/>
-          <w:p>
-            <w:pPr>
-              <w:pStyle w:val="Compact"/>
-              <w:jc w:val="right"/>
-            </w:pPr>
-            <w:r>
-              <w:t xml:space="preserve">27,29</w:t>
-            </w:r>
-          </w:p>
-        </w:tc>
-        <w:tc>
-          <w:tcPr/>
-          <w:p>
-            <w:pPr>
-              <w:pStyle w:val="Compact"/>
-              <w:jc w:val="right"/>
-            </w:pPr>
-            <w:r>
-              <w:t xml:space="preserve">27,18</w:t>
-            </w:r>
-          </w:p>
-        </w:tc>
-        <w:tc>
-          <w:tcPr/>
-          <w:p>
-            <w:pPr>
-              <w:pStyle w:val="Compact"/>
-              <w:jc w:val="right"/>
-            </w:pPr>
-            <w:r>
-              <w:t xml:space="preserve">+0,12</w:t>
-            </w:r>
-          </w:p>
-        </w:tc>
-      </w:tr>
-      <w:tr>
-        <w:tc>
-          <w:tcPr/>
-          <w:p>
-            <w:pPr>
-              <w:pStyle w:val="Compact"/>
-              <w:jc w:val="left"/>
-            </w:pPr>
-            <w:r>
-              <w:t xml:space="preserve">Santiago del Estero</w:t>
-            </w:r>
-          </w:p>
-        </w:tc>
-        <w:tc>
-          <w:tcPr/>
-          <w:p>
-            <w:pPr>
-              <w:pStyle w:val="Compact"/>
-              <w:jc w:val="right"/>
-            </w:pPr>
-            <w:r>
-              <w:t xml:space="preserve">24,31</w:t>
-            </w:r>
-          </w:p>
-        </w:tc>
-        <w:tc>
-          <w:tcPr/>
-          <w:p>
-            <w:pPr>
-              <w:pStyle w:val="Compact"/>
-              <w:jc w:val="right"/>
-            </w:pPr>
-            <w:r>
-              <w:t xml:space="preserve">25,63</w:t>
-            </w:r>
-          </w:p>
-        </w:tc>
-        <w:tc>
-          <w:tcPr/>
-          <w:p>
-            <w:pPr>
-              <w:pStyle w:val="Compact"/>
-              <w:jc w:val="right"/>
-            </w:pPr>
-            <w:r>
-              <w:t xml:space="preserve">22,24</w:t>
-            </w:r>
-          </w:p>
-        </w:tc>
-        <w:tc>
-          <w:tcPr/>
-          <w:p>
-            <w:pPr>
-              <w:pStyle w:val="Compact"/>
-              <w:jc w:val="right"/>
-            </w:pPr>
-            <w:r>
-              <w:t xml:space="preserve">−2,07</w:t>
-            </w:r>
-          </w:p>
-        </w:tc>
-      </w:tr>
-    </w:tbl>
-    <w:p>
-      <w:pPr>
-        <w:pStyle w:val="BodyText"/>
-      </w:pPr>
-      <w:r>
-        <w:rPr>
-          <w:b/>
-          <w:bCs/>
-        </w:rPr>
-        <w:t xml:space="preserve">Fuente:</w:t>
-      </w:r>
-      <w:r>
-        <w:t xml:space="preserve"> </w:t>
-      </w:r>
-      <w:r>
-        <w:t xml:space="preserve">SIPA-OEDE. Intensidad = (empresas EC / empresas totales) × 1.000.</w:t>
+        <w:t xml:space="preserve">se amplió</w:t>
+      </w:r>
+      <w:r>
+        <w:t xml:space="preserve"> </w:t>
+      </w:r>
+      <w:r>
+        <w:t xml:space="preserve">de 42,5 pp (2022) a 46,4 pp (2025).</w:t>
       </w:r>
     </w:p>
     <w:tbl>
@@ -9504,7 +9515,7 @@
           </w:tcPr>
           <w:p>
             <w:pPr>
-              <w:pStyle w:val="BodyText"/>
+              <w:pStyle w:val="FirstParagraph"/>
             </w:pPr>
             <w:pPr>
               <w:spacing w:before="0" w:after="0"/>
@@ -9587,6 +9598,861 @@
                 <w:b/>
                 <w:bCs/>
               </w:rPr>
+              <w:t xml:space="preserve">Hallazgo principal.</w:t>
+            </w:r>
+            <w:r>
+              <w:t xml:space="preserve"> </w:t>
+            </w:r>
+            <w:r>
+              <w:t xml:space="preserve">El núcleo informático (CIIU 7210, 7220, 7290) paga</w:t>
+            </w:r>
+            <w:r>
+              <w:t xml:space="preserve"> </w:t>
+            </w:r>
+            <w:r>
+              <w:rPr>
+                <w:b/>
+                <w:bCs/>
+              </w:rPr>
+              <w:t xml:space="preserve">+66,5%</w:t>
+            </w:r>
+            <w:r>
+              <w:t xml:space="preserve"> </w:t>
+            </w:r>
+            <w:r>
+              <w:t xml:space="preserve">sobre el promedio provincial en 2025. El diferencial se amplía año a año, y contrasta con la caída del salario real provincial (−35,3% entre 2017 y 2024). El sector EC opera como</w:t>
+            </w:r>
+            <w:r>
+              <w:t xml:space="preserve"> </w:t>
+            </w:r>
+            <w:r>
+              <w:rPr>
+                <w:b/>
+                <w:bCs/>
+              </w:rPr>
+              <w:t xml:space="preserve">enclave de altos salarios</w:t>
+            </w:r>
+            <w:r>
+              <w:t xml:space="preserve"> </w:t>
+            </w:r>
+            <w:r>
+              <w:t xml:space="preserve">dentro de una economía provincial en retracción.</w:t>
+            </w:r>
+          </w:p>
+          <w:p/>
+        </w:tc>
+      </w:tr>
+    </w:tbl>
+    <w:bookmarkEnd w:id="95"/>
+    <w:bookmarkEnd w:id="96"/>
+    <w:bookmarkEnd w:id="97"/>
+    <w:bookmarkStart w:id="100" w:name="sec-intensidad"/>
+    <w:p>
+      <w:pPr>
+        <w:pStyle w:val="Heading1"/>
+      </w:pPr>
+      <w:r>
+        <w:t xml:space="preserve">8. Intensidad empresarial EC</w:t>
+      </w:r>
+    </w:p>
+    <w:tbl>
+      <w:tblPr>
+        <w:tblStyle w:val="Table"/>
+        <w:tblW w:type="auto" w:w="0"/>
+        <w:tblLook w:firstRow="1" w:lastRow="0" w:firstColumn="0" w:lastColumn="0" w:noHBand="0" w:noVBand="0" w:val="0020"/>
+      </w:tblPr>
+      <w:tblGrid>
+        <w:gridCol w:w="1584"/>
+        <w:gridCol w:w="1584"/>
+        <w:gridCol w:w="1584"/>
+        <w:gridCol w:w="1584"/>
+        <w:gridCol w:w="1584"/>
+      </w:tblGrid>
+      <w:tr>
+        <w:trPr>
+          <w:tblHeader w:val="on"/>
+        </w:trPr>
+        <w:tc>
+          <w:tcPr/>
+          <w:p>
+            <w:pPr>
+              <w:pStyle w:val="Compact"/>
+              <w:jc w:val="left"/>
+            </w:pPr>
+            <w:r>
+              <w:t xml:space="preserve">Provincia</w:t>
+            </w:r>
+          </w:p>
+        </w:tc>
+        <w:tc>
+          <w:tcPr/>
+          <w:p>
+            <w:pPr>
+              <w:pStyle w:val="Compact"/>
+              <w:jc w:val="right"/>
+            </w:pPr>
+            <w:r>
+              <w:t xml:space="preserve">2022</w:t>
+            </w:r>
+          </w:p>
+        </w:tc>
+        <w:tc>
+          <w:tcPr/>
+          <w:p>
+            <w:pPr>
+              <w:pStyle w:val="Compact"/>
+              <w:jc w:val="right"/>
+            </w:pPr>
+            <w:r>
+              <w:t xml:space="preserve">2024</w:t>
+            </w:r>
+          </w:p>
+        </w:tc>
+        <w:tc>
+          <w:tcPr/>
+          <w:p>
+            <w:pPr>
+              <w:pStyle w:val="Compact"/>
+              <w:jc w:val="right"/>
+            </w:pPr>
+            <w:r>
+              <w:t xml:space="preserve">2025</w:t>
+            </w:r>
+          </w:p>
+        </w:tc>
+        <w:tc>
+          <w:tcPr/>
+          <w:p>
+            <w:pPr>
+              <w:pStyle w:val="Compact"/>
+              <w:jc w:val="right"/>
+            </w:pPr>
+            <w:r>
+              <w:t xml:space="preserve">Δ pp (22→25)</w:t>
+            </w:r>
+          </w:p>
+        </w:tc>
+      </w:tr>
+      <w:tr>
+        <w:tc>
+          <w:tcPr/>
+          <w:p>
+            <w:pPr>
+              <w:pStyle w:val="Compact"/>
+              <w:jc w:val="left"/>
+            </w:pPr>
+            <w:r>
+              <w:t xml:space="preserve">CABA</w:t>
+            </w:r>
+          </w:p>
+        </w:tc>
+        <w:tc>
+          <w:tcPr/>
+          <w:p>
+            <w:pPr>
+              <w:pStyle w:val="Compact"/>
+              <w:jc w:val="right"/>
+            </w:pPr>
+            <w:r>
+              <w:t xml:space="preserve">67,30</w:t>
+            </w:r>
+          </w:p>
+        </w:tc>
+        <w:tc>
+          <w:tcPr/>
+          <w:p>
+            <w:pPr>
+              <w:pStyle w:val="Compact"/>
+              <w:jc w:val="right"/>
+            </w:pPr>
+            <w:r>
+              <w:t xml:space="preserve">67,95</w:t>
+            </w:r>
+          </w:p>
+        </w:tc>
+        <w:tc>
+          <w:tcPr/>
+          <w:p>
+            <w:pPr>
+              <w:pStyle w:val="Compact"/>
+              <w:jc w:val="right"/>
+            </w:pPr>
+            <w:r>
+              <w:t xml:space="preserve">68,64</w:t>
+            </w:r>
+          </w:p>
+        </w:tc>
+        <w:tc>
+          <w:tcPr/>
+          <w:p>
+            <w:pPr>
+              <w:pStyle w:val="Compact"/>
+              <w:jc w:val="right"/>
+            </w:pPr>
+            <w:r>
+              <w:t xml:space="preserve">+1,34</w:t>
+            </w:r>
+          </w:p>
+        </w:tc>
+      </w:tr>
+      <w:tr>
+        <w:tc>
+          <w:tcPr/>
+          <w:p>
+            <w:pPr>
+              <w:pStyle w:val="Compact"/>
+              <w:jc w:val="left"/>
+            </w:pPr>
+            <w:r>
+              <w:t xml:space="preserve">Catamarca</w:t>
+            </w:r>
+          </w:p>
+        </w:tc>
+        <w:tc>
+          <w:tcPr/>
+          <w:p>
+            <w:pPr>
+              <w:pStyle w:val="Compact"/>
+              <w:jc w:val="right"/>
+            </w:pPr>
+            <w:r>
+              <w:t xml:space="preserve">39,18</w:t>
+            </w:r>
+          </w:p>
+        </w:tc>
+        <w:tc>
+          <w:tcPr/>
+          <w:p>
+            <w:pPr>
+              <w:pStyle w:val="Compact"/>
+              <w:jc w:val="right"/>
+            </w:pPr>
+            <w:r>
+              <w:t xml:space="preserve">43,18</w:t>
+            </w:r>
+          </w:p>
+        </w:tc>
+        <w:tc>
+          <w:tcPr/>
+          <w:p>
+            <w:pPr>
+              <w:pStyle w:val="Compact"/>
+              <w:jc w:val="right"/>
+            </w:pPr>
+            <w:r>
+              <w:t xml:space="preserve">44,69</w:t>
+            </w:r>
+          </w:p>
+        </w:tc>
+        <w:tc>
+          <w:tcPr/>
+          <w:p>
+            <w:pPr>
+              <w:pStyle w:val="Compact"/>
+              <w:jc w:val="right"/>
+            </w:pPr>
+            <w:r>
+              <w:rPr>
+                <w:b/>
+                <w:bCs/>
+              </w:rPr>
+              <w:t xml:space="preserve">+5,51</w:t>
+            </w:r>
+          </w:p>
+        </w:tc>
+      </w:tr>
+      <w:tr>
+        <w:tc>
+          <w:tcPr/>
+          <w:p>
+            <w:pPr>
+              <w:pStyle w:val="Compact"/>
+              <w:jc w:val="left"/>
+            </w:pPr>
+            <w:r>
+              <w:t xml:space="preserve">Salta</w:t>
+            </w:r>
+          </w:p>
+        </w:tc>
+        <w:tc>
+          <w:tcPr/>
+          <w:p>
+            <w:pPr>
+              <w:pStyle w:val="Compact"/>
+              <w:jc w:val="right"/>
+            </w:pPr>
+            <w:r>
+              <w:t xml:space="preserve">37,46</w:t>
+            </w:r>
+          </w:p>
+        </w:tc>
+        <w:tc>
+          <w:tcPr/>
+          <w:p>
+            <w:pPr>
+              <w:pStyle w:val="Compact"/>
+              <w:jc w:val="right"/>
+            </w:pPr>
+            <w:r>
+              <w:t xml:space="preserve">38,99</w:t>
+            </w:r>
+          </w:p>
+        </w:tc>
+        <w:tc>
+          <w:tcPr/>
+          <w:p>
+            <w:pPr>
+              <w:pStyle w:val="Compact"/>
+              <w:jc w:val="right"/>
+            </w:pPr>
+            <w:r>
+              <w:t xml:space="preserve">42,11</w:t>
+            </w:r>
+          </w:p>
+        </w:tc>
+        <w:tc>
+          <w:tcPr/>
+          <w:p>
+            <w:pPr>
+              <w:pStyle w:val="Compact"/>
+              <w:jc w:val="right"/>
+            </w:pPr>
+            <w:r>
+              <w:t xml:space="preserve">+4,65</w:t>
+            </w:r>
+          </w:p>
+        </w:tc>
+      </w:tr>
+      <w:tr>
+        <w:tc>
+          <w:tcPr/>
+          <w:p>
+            <w:pPr>
+              <w:pStyle w:val="Compact"/>
+              <w:jc w:val="left"/>
+            </w:pPr>
+            <w:r>
+              <w:t xml:space="preserve">Tucumán</w:t>
+            </w:r>
+          </w:p>
+        </w:tc>
+        <w:tc>
+          <w:tcPr/>
+          <w:p>
+            <w:pPr>
+              <w:pStyle w:val="Compact"/>
+              <w:jc w:val="right"/>
+            </w:pPr>
+            <w:r>
+              <w:t xml:space="preserve">34,93</w:t>
+            </w:r>
+          </w:p>
+        </w:tc>
+        <w:tc>
+          <w:tcPr/>
+          <w:p>
+            <w:pPr>
+              <w:pStyle w:val="Compact"/>
+              <w:jc w:val="right"/>
+            </w:pPr>
+            <w:r>
+              <w:t xml:space="preserve">35,74</w:t>
+            </w:r>
+          </w:p>
+        </w:tc>
+        <w:tc>
+          <w:tcPr/>
+          <w:p>
+            <w:pPr>
+              <w:pStyle w:val="Compact"/>
+              <w:jc w:val="right"/>
+            </w:pPr>
+            <w:r>
+              <w:t xml:space="preserve">34,88</w:t>
+            </w:r>
+          </w:p>
+        </w:tc>
+        <w:tc>
+          <w:tcPr/>
+          <w:p>
+            <w:pPr>
+              <w:pStyle w:val="Compact"/>
+              <w:jc w:val="right"/>
+            </w:pPr>
+            <w:r>
+              <w:t xml:space="preserve">−0,05</w:t>
+            </w:r>
+          </w:p>
+        </w:tc>
+      </w:tr>
+      <w:tr>
+        <w:tc>
+          <w:tcPr/>
+          <w:p>
+            <w:pPr>
+              <w:pStyle w:val="Compact"/>
+              <w:jc w:val="left"/>
+            </w:pPr>
+            <w:r>
+              <w:t xml:space="preserve">Córdoba</w:t>
+            </w:r>
+          </w:p>
+        </w:tc>
+        <w:tc>
+          <w:tcPr/>
+          <w:p>
+            <w:pPr>
+              <w:pStyle w:val="Compact"/>
+              <w:jc w:val="right"/>
+            </w:pPr>
+            <w:r>
+              <w:t xml:space="preserve">32,81</w:t>
+            </w:r>
+          </w:p>
+        </w:tc>
+        <w:tc>
+          <w:tcPr/>
+          <w:p>
+            <w:pPr>
+              <w:pStyle w:val="Compact"/>
+              <w:jc w:val="right"/>
+            </w:pPr>
+            <w:r>
+              <w:t xml:space="preserve">34,55</w:t>
+            </w:r>
+          </w:p>
+        </w:tc>
+        <w:tc>
+          <w:tcPr/>
+          <w:p>
+            <w:pPr>
+              <w:pStyle w:val="Compact"/>
+              <w:jc w:val="right"/>
+            </w:pPr>
+            <w:r>
+              <w:t xml:space="preserve">33,90</w:t>
+            </w:r>
+          </w:p>
+        </w:tc>
+        <w:tc>
+          <w:tcPr/>
+          <w:p>
+            <w:pPr>
+              <w:pStyle w:val="Compact"/>
+              <w:jc w:val="right"/>
+            </w:pPr>
+            <w:r>
+              <w:t xml:space="preserve">+1,09</w:t>
+            </w:r>
+          </w:p>
+        </w:tc>
+      </w:tr>
+      <w:tr>
+        <w:tc>
+          <w:tcPr/>
+          <w:p>
+            <w:pPr>
+              <w:pStyle w:val="Compact"/>
+              <w:jc w:val="left"/>
+            </w:pPr>
+            <w:r>
+              <w:t xml:space="preserve">Jujuy</w:t>
+            </w:r>
+          </w:p>
+        </w:tc>
+        <w:tc>
+          <w:tcPr/>
+          <w:p>
+            <w:pPr>
+              <w:pStyle w:val="Compact"/>
+              <w:jc w:val="right"/>
+            </w:pPr>
+            <w:r>
+              <w:t xml:space="preserve">31,32</w:t>
+            </w:r>
+          </w:p>
+        </w:tc>
+        <w:tc>
+          <w:tcPr/>
+          <w:p>
+            <w:pPr>
+              <w:pStyle w:val="Compact"/>
+              <w:jc w:val="right"/>
+            </w:pPr>
+            <w:r>
+              <w:t xml:space="preserve">33,12</w:t>
+            </w:r>
+          </w:p>
+        </w:tc>
+        <w:tc>
+          <w:tcPr/>
+          <w:p>
+            <w:pPr>
+              <w:pStyle w:val="Compact"/>
+              <w:jc w:val="right"/>
+            </w:pPr>
+            <w:r>
+              <w:t xml:space="preserve">32,22</w:t>
+            </w:r>
+          </w:p>
+        </w:tc>
+        <w:tc>
+          <w:tcPr/>
+          <w:p>
+            <w:pPr>
+              <w:pStyle w:val="Compact"/>
+              <w:jc w:val="right"/>
+            </w:pPr>
+            <w:r>
+              <w:t xml:space="preserve">+0,90</w:t>
+            </w:r>
+          </w:p>
+        </w:tc>
+      </w:tr>
+      <w:tr>
+        <w:tc>
+          <w:tcPr/>
+          <w:p>
+            <w:pPr>
+              <w:pStyle w:val="Compact"/>
+              <w:jc w:val="left"/>
+            </w:pPr>
+            <w:r>
+              <w:rPr>
+                <w:b/>
+                <w:bCs/>
+              </w:rPr>
+              <w:t xml:space="preserve">La Rioja</w:t>
+            </w:r>
+          </w:p>
+        </w:tc>
+        <w:tc>
+          <w:tcPr/>
+          <w:p>
+            <w:pPr>
+              <w:pStyle w:val="Compact"/>
+              <w:jc w:val="right"/>
+            </w:pPr>
+            <w:r>
+              <w:rPr>
+                <w:b/>
+                <w:bCs/>
+              </w:rPr>
+              <w:t xml:space="preserve">33,07</w:t>
+            </w:r>
+          </w:p>
+        </w:tc>
+        <w:tc>
+          <w:tcPr/>
+          <w:p>
+            <w:pPr>
+              <w:pStyle w:val="Compact"/>
+              <w:jc w:val="right"/>
+            </w:pPr>
+            <w:r>
+              <w:rPr>
+                <w:b/>
+                <w:bCs/>
+              </w:rPr>
+              <w:t xml:space="preserve">31,34</w:t>
+            </w:r>
+          </w:p>
+        </w:tc>
+        <w:tc>
+          <w:tcPr/>
+          <w:p>
+            <w:pPr>
+              <w:pStyle w:val="Compact"/>
+              <w:jc w:val="right"/>
+            </w:pPr>
+            <w:r>
+              <w:rPr>
+                <w:b/>
+                <w:bCs/>
+              </w:rPr>
+              <w:t xml:space="preserve">28,62</w:t>
+            </w:r>
+          </w:p>
+        </w:tc>
+        <w:tc>
+          <w:tcPr/>
+          <w:p>
+            <w:pPr>
+              <w:pStyle w:val="Compact"/>
+              <w:jc w:val="right"/>
+            </w:pPr>
+            <w:r>
+              <w:rPr>
+                <w:b/>
+                <w:bCs/>
+              </w:rPr>
+              <w:t xml:space="preserve">−4,45</w:t>
+            </w:r>
+            <w:r>
+              <w:t xml:space="preserve"> </w:t>
+            </w:r>
+            <w:r>
+              <w:t xml:space="preserve">🔴</w:t>
+            </w:r>
+          </w:p>
+        </w:tc>
+      </w:tr>
+      <w:tr>
+        <w:tc>
+          <w:tcPr/>
+          <w:p>
+            <w:pPr>
+              <w:pStyle w:val="Compact"/>
+              <w:jc w:val="left"/>
+            </w:pPr>
+            <w:r>
+              <w:t xml:space="preserve">Santa Fé</w:t>
+            </w:r>
+          </w:p>
+        </w:tc>
+        <w:tc>
+          <w:tcPr/>
+          <w:p>
+            <w:pPr>
+              <w:pStyle w:val="Compact"/>
+              <w:jc w:val="right"/>
+            </w:pPr>
+            <w:r>
+              <w:t xml:space="preserve">27,06</w:t>
+            </w:r>
+          </w:p>
+        </w:tc>
+        <w:tc>
+          <w:tcPr/>
+          <w:p>
+            <w:pPr>
+              <w:pStyle w:val="Compact"/>
+              <w:jc w:val="right"/>
+            </w:pPr>
+            <w:r>
+              <w:t xml:space="preserve">27,29</w:t>
+            </w:r>
+          </w:p>
+        </w:tc>
+        <w:tc>
+          <w:tcPr/>
+          <w:p>
+            <w:pPr>
+              <w:pStyle w:val="Compact"/>
+              <w:jc w:val="right"/>
+            </w:pPr>
+            <w:r>
+              <w:t xml:space="preserve">27,18</w:t>
+            </w:r>
+          </w:p>
+        </w:tc>
+        <w:tc>
+          <w:tcPr/>
+          <w:p>
+            <w:pPr>
+              <w:pStyle w:val="Compact"/>
+              <w:jc w:val="right"/>
+            </w:pPr>
+            <w:r>
+              <w:t xml:space="preserve">+0,12</w:t>
+            </w:r>
+          </w:p>
+        </w:tc>
+      </w:tr>
+      <w:tr>
+        <w:tc>
+          <w:tcPr/>
+          <w:p>
+            <w:pPr>
+              <w:pStyle w:val="Compact"/>
+              <w:jc w:val="left"/>
+            </w:pPr>
+            <w:r>
+              <w:t xml:space="preserve">Santiago del Estero</w:t>
+            </w:r>
+          </w:p>
+        </w:tc>
+        <w:tc>
+          <w:tcPr/>
+          <w:p>
+            <w:pPr>
+              <w:pStyle w:val="Compact"/>
+              <w:jc w:val="right"/>
+            </w:pPr>
+            <w:r>
+              <w:t xml:space="preserve">24,31</w:t>
+            </w:r>
+          </w:p>
+        </w:tc>
+        <w:tc>
+          <w:tcPr/>
+          <w:p>
+            <w:pPr>
+              <w:pStyle w:val="Compact"/>
+              <w:jc w:val="right"/>
+            </w:pPr>
+            <w:r>
+              <w:t xml:space="preserve">25,63</w:t>
+            </w:r>
+          </w:p>
+        </w:tc>
+        <w:tc>
+          <w:tcPr/>
+          <w:p>
+            <w:pPr>
+              <w:pStyle w:val="Compact"/>
+              <w:jc w:val="right"/>
+            </w:pPr>
+            <w:r>
+              <w:t xml:space="preserve">22,24</w:t>
+            </w:r>
+          </w:p>
+        </w:tc>
+        <w:tc>
+          <w:tcPr/>
+          <w:p>
+            <w:pPr>
+              <w:pStyle w:val="Compact"/>
+              <w:jc w:val="right"/>
+            </w:pPr>
+            <w:r>
+              <w:t xml:space="preserve">−2,07</w:t>
+            </w:r>
+          </w:p>
+        </w:tc>
+      </w:tr>
+    </w:tbl>
+    <w:p>
+      <w:pPr>
+        <w:pStyle w:val="BodyText"/>
+      </w:pPr>
+      <w:r>
+        <w:rPr>
+          <w:b/>
+          <w:bCs/>
+        </w:rPr>
+        <w:t xml:space="preserve">Fuente:</w:t>
+      </w:r>
+      <w:r>
+        <w:t xml:space="preserve"> </w:t>
+      </w:r>
+      <w:r>
+        <w:t xml:space="preserve">SIPA-OEDE. Intensidad = (empresas EC / empresas totales) × 1.000.</w:t>
+      </w:r>
+    </w:p>
+    <w:tbl>
+      <w:tblPr>
+        <w:tblStyle w:val="Table"/>
+        <w:tblLook w:firstRow="0" w:lastRow="0" w:firstColumn="0" w:lastColumn="0" w:noHBand="0" w:noVBand="0" w:val="0000"/>
+        <w:tblBorders>
+          <w:top w:val="single" w:sz="4" w:space="0" w:color="CC1914"/>
+          <w:left w:val="single" w:sz="24" w:space="0" w:color="CC1914"/>
+          <w:bottom w:val="single" w:sz="4" w:space="0" w:color="CC1914"/>
+          <w:right w:val="single" w:sz="4" w:space="0" w:color="CC1914"/>
+        </w:tblBorders>
+        <w:tblCellMar>
+          <w:left w:w="144" w:type="dxa"/>
+          <w:right w:w="144" w:type="dxa"/>
+        </w:tblCellMar>
+        <w:tblLook w:firstRow="0" w:lastRow="0" w:firstColumn="0" w:lastColumn="0" w:noHBand="0" w:noVBand="0" w:val="0000"/>
+      </w:tblPr>
+      <w:tr>
+        <w:trPr>
+          <w:cantSplit/>
+        </w:trPr>
+        <w:tc>
+          <w:tcPr>
+            <w:shd w:color="auto" w:fill="f7dddc" w:val="clear"/>
+            <w:tcMar>
+              <w:top w:w="92" w:type="dxa"/>
+              <w:bottom w:w="92" w:type="dxa"/>
+            </w:tcMar>
+          </w:tcPr>
+          <w:p>
+            <w:pPr>
+              <w:pStyle w:val="BodyText"/>
+            </w:pPr>
+            <w:pPr>
+              <w:spacing w:before="0" w:after="0"/>
+              <w:textAlignment w:val="center"/>
+            </w:pPr>
+            <w:r>
+              <w:drawing>
+                <wp:inline>
+                  <wp:extent cx="152400" cy="152400"/>
+                  <wp:effectExtent b="0" l="0" r="0" t="0"/>
+                  <wp:docPr descr="" title="" id="98" name="Picture"/>
+                  <a:graphic>
+                    <a:graphicData uri="http://schemas.openxmlformats.org/drawingml/2006/picture">
+                      <pic:pic>
+                        <pic:nvPicPr>
+                          <pic:cNvPr descr="C:\Users\HP\AppData\Local\Programs\Quarto\share\formats\docx\important.png" id="99" name="Picture"/>
+                          <pic:cNvPicPr>
+                            <a:picLocks noChangeArrowheads="1" noChangeAspect="1"/>
+                          </pic:cNvPicPr>
+                        </pic:nvPicPr>
+                        <pic:blipFill>
+                          <a:blip r:embed="rId53"/>
+                          <a:stretch>
+                            <a:fillRect/>
+                          </a:stretch>
+                        </pic:blipFill>
+                        <pic:spPr bwMode="auto">
+                          <a:xfrm>
+                            <a:off x="0" y="0"/>
+                            <a:ext cx="152400" cy="152400"/>
+                          </a:xfrm>
+                          <a:prstGeom prst="rect">
+                            <a:avLst/>
+                          </a:prstGeom>
+                          <a:noFill/>
+                          <a:ln w="9525">
+                            <a:noFill/>
+                            <a:headEnd/>
+                            <a:tailEnd/>
+                          </a:ln>
+                        </pic:spPr>
+                      </pic:pic>
+                    </a:graphicData>
+                  </a:graphic>
+                </wp:inline>
+              </w:drawing>
+            </w:r>
+            <w:r>
+              <w:t xml:space="preserve"> </w:t>
+            </w:r>
+            <w:r>
+              <w:t xml:space="preserve"> </w:t>
+            </w:r>
+            <w:r>
+              <w:t xml:space="preserve">Importante</w:t>
+            </w:r>
+          </w:p>
+        </w:tc>
+      </w:tr>
+      <w:tr>
+        <w:trPr>
+          <w:cantSplit/>
+        </w:trPr>
+        <w:tc>
+          <w:tcPr>
+            <w:tcMar>
+              <w:top w:w="108" w:type="dxa"/>
+              <w:bottom w:w="108" w:type="dxa"/>
+            </w:tcMar>
+          </w:tcPr>
+          <w:p>
+            <w:pPr>
+              <w:pStyle w:val="BodyText"/>
+            </w:pPr>
+            <w:pPr>
+              <w:spacing w:before="16" w:after="16"/>
+            </w:pPr>
+            <w:r>
+              <w:rPr>
+                <w:b/>
+                <w:bCs/>
+              </w:rPr>
               <w:t xml:space="preserve">Hallazgo crítico.</w:t>
             </w:r>
             <w:r>
@@ -9629,8 +10495,8 @@
         </w:tc>
       </w:tr>
     </w:tbl>
-    <w:bookmarkEnd w:id="95"/>
-    <w:bookmarkStart w:id="96" w:name="sec-benchmark"/>
+    <w:bookmarkEnd w:id="100"/>
+    <w:bookmarkStart w:id="101" w:name="sec-benchmark"/>
     <w:p>
       <w:pPr>
         <w:pStyle w:val="Heading1"/>
@@ -10030,18 +10896,18 @@
               <w:pStyle w:val="Compact"/>
             </w:pPr>
             <w:r>
-              <w:t xml:space="preserve">Empleo EC 2024</w:t>
-            </w:r>
-          </w:p>
-        </w:tc>
-        <w:tc>
-          <w:tcPr/>
-          <w:p>
-            <w:pPr>
-              <w:pStyle w:val="Compact"/>
-            </w:pPr>
-            <w:r>
-              <w:t xml:space="preserve">506</w:t>
+              <w:t xml:space="preserve">Empleo EC núcleo 2024</w:t>
+            </w:r>
+          </w:p>
+        </w:tc>
+        <w:tc>
+          <w:tcPr/>
+          <w:p>
+            <w:pPr>
+              <w:pStyle w:val="Compact"/>
+            </w:pPr>
+            <w:r>
+              <w:t xml:space="preserve">61,25</w:t>
             </w:r>
           </w:p>
         </w:tc>
@@ -10076,6 +10942,56 @@
               <w:pStyle w:val="Compact"/>
             </w:pPr>
             <w:r>
+              <w:t xml:space="preserve">Prima salarial núcleo 2025</w:t>
+            </w:r>
+          </w:p>
+        </w:tc>
+        <w:tc>
+          <w:tcPr/>
+          <w:p>
+            <w:pPr>
+              <w:pStyle w:val="Compact"/>
+            </w:pPr>
+            <w:r>
+              <w:rPr>
+                <w:b/>
+                <w:bCs/>
+              </w:rPr>
+              <w:t xml:space="preserve">+66,5%</w:t>
+            </w:r>
+          </w:p>
+        </w:tc>
+        <w:tc>
+          <w:tcPr/>
+          <w:p>
+            <w:pPr>
+              <w:pStyle w:val="Compact"/>
+            </w:pPr>
+            <w:r>
+              <w:t xml:space="preserve">—</w:t>
+            </w:r>
+          </w:p>
+        </w:tc>
+        <w:tc>
+          <w:tcPr/>
+          <w:p>
+            <w:pPr>
+              <w:pStyle w:val="Compact"/>
+            </w:pPr>
+            <w:r>
+              <w:t xml:space="preserve">—</w:t>
+            </w:r>
+          </w:p>
+        </w:tc>
+      </w:tr>
+      <w:tr>
+        <w:tc>
+          <w:tcPr/>
+          <w:p>
+            <w:pPr>
+              <w:pStyle w:val="Compact"/>
+            </w:pPr>
+            <w:r>
               <w:t xml:space="preserve">Intensidad EC (‰)</w:t>
             </w:r>
           </w:p>
@@ -10133,7 +11049,7 @@
               <w:pStyle w:val="Compact"/>
             </w:pPr>
             <w:r>
-              <w:t xml:space="preserve">1,81%</w:t>
+              <w:t xml:space="preserve">0,21%</w:t>
             </w:r>
           </w:p>
         </w:tc>
@@ -10657,8 +11573,8 @@
         <w:t xml:space="preserve">.</w:t>
       </w:r>
     </w:p>
-    <w:bookmarkEnd w:id="96"/>
-    <w:bookmarkStart w:id="97" w:name="sec-conclusiones"/>
+    <w:bookmarkEnd w:id="101"/>
+    <w:bookmarkStart w:id="102" w:name="sec-conclusiones"/>
     <w:p>
       <w:pPr>
         <w:pStyle w:val="Heading1"/>
@@ -10671,7 +11587,7 @@
       <w:pPr>
         <w:numPr>
           <w:ilvl w:val="0"/>
-          <w:numId w:val="1009"/>
+          <w:numId w:val="1010"/>
         </w:numPr>
       </w:pPr>
       <w:r>
@@ -10692,7 +11608,7 @@
       <w:pPr>
         <w:numPr>
           <w:ilvl w:val="0"/>
-          <w:numId w:val="1009"/>
+          <w:numId w:val="1010"/>
         </w:numPr>
       </w:pPr>
       <w:r>
@@ -10713,7 +11629,7 @@
       <w:pPr>
         <w:numPr>
           <w:ilvl w:val="0"/>
-          <w:numId w:val="1009"/>
+          <w:numId w:val="1010"/>
         </w:numPr>
       </w:pPr>
       <w:r>
@@ -10734,7 +11650,7 @@
       <w:pPr>
         <w:numPr>
           <w:ilvl w:val="0"/>
-          <w:numId w:val="1009"/>
+          <w:numId w:val="1010"/>
         </w:numPr>
       </w:pPr>
       <w:r>
@@ -10755,7 +11671,7 @@
       <w:pPr>
         <w:numPr>
           <w:ilvl w:val="0"/>
-          <w:numId w:val="1009"/>
+          <w:numId w:val="1010"/>
         </w:numPr>
       </w:pPr>
       <w:r>
@@ -10776,7 +11692,7 @@
       <w:pPr>
         <w:numPr>
           <w:ilvl w:val="0"/>
-          <w:numId w:val="1009"/>
+          <w:numId w:val="1010"/>
         </w:numPr>
       </w:pPr>
       <w:r>
@@ -10784,20 +11700,64 @@
           <w:b/>
           <w:bCs/>
         </w:rPr>
-        <w:t xml:space="preserve">EC: consolidación cualitativa, fragilidad cuantitativa.</w:t>
-      </w:r>
-      <w:r>
-        <w:t xml:space="preserve"> </w:t>
-      </w:r>
-      <w:r>
-        <w:t xml:space="preserve">La elasticidad de 1,85 entre 2022 y 2024 muestra que el sector es intensivo en empleo calificado. La prima salarial del núcleo software (+29% en 2025) confirma el diferencial positivo. Pero la caída de empresas en 2025 (−17,6%, preliminar) y el retroceso de intensidad empresarial (−4,45 pp, el peor de 9 provincias) muestran fragilidad en la base.</w:t>
+        <w:t xml:space="preserve">EC: prima salarial creciente, base empresarial frágil.</w:t>
+      </w:r>
+      <w:r>
+        <w:t xml:space="preserve"> </w:t>
+      </w:r>
+      <w:r>
+        <w:t xml:space="preserve">La prima del núcleo informático (CIIU 7210, 7220, 7290) se duplicó entre 2022 (+27,2%) y 2025 (+66,5%), confirmando que el sector opera como enclave de altos salarios. Pero la cantidad de empresas cayó −11,6% entre 2022 y 2025, y el empleo del núcleo retrocedió −23,7% desde el pico de 2023.</w:t>
+      </w:r>
+      <w:r>
+        <w:t xml:space="preserve"> </w:t>
+      </w:r>
+      <w:r>
+        <w:rPr>
+          <w:b/>
+          <w:bCs/>
+        </w:rPr>
+        <w:t xml:space="preserve">El diferencial salarial se sostiene sobre una base que se achica.</w:t>
       </w:r>
     </w:p>
     <w:p>
       <w:pPr>
         <w:numPr>
           <w:ilvl w:val="0"/>
-          <w:numId w:val="1009"/>
+          <w:numId w:val="1010"/>
+        </w:numPr>
+      </w:pPr>
+      <w:r>
+        <w:rPr>
+          <w:b/>
+          <w:bCs/>
+        </w:rPr>
+        <w:t xml:space="preserve">Elasticidad invertida: cada empresa EC emplea menos.</w:t>
+      </w:r>
+      <w:r>
+        <w:t xml:space="preserve"> </w:t>
+      </w:r>
+      <w:r>
+        <w:t xml:space="preserve">Entre 2022 y 2024, las empresas EC crecieron +7,4% pero el empleo del núcleo</w:t>
+      </w:r>
+      <w:r>
+        <w:t xml:space="preserve"> </w:t>
+      </w:r>
+      <w:r>
+        <w:rPr>
+          <w:b/>
+          <w:bCs/>
+        </w:rPr>
+        <w:t xml:space="preserve">cayó −6,5%</w:t>
+      </w:r>
+      <w:r>
+        <w:t xml:space="preserve">. El tamaño medio bajó de 0,69 a 0,60 empleados por empresa (y subió a 0,71 en 2025 por cierre de firmas chicas). La caída de intensidad empresarial (−4,45 pp, el peor de 9 provincias) confirma el deterioro estructural del sector en la provincia.</w:t>
+      </w:r>
+    </w:p>
+    <w:p>
+      <w:pPr>
+        <w:numPr>
+          <w:ilvl w:val="0"/>
+          <w:numId w:val="1010"/>
         </w:numPr>
       </w:pPr>
       <w:r>
@@ -10811,14 +11771,30 @@
         <w:t xml:space="preserve"> </w:t>
       </w:r>
       <w:r>
-        <w:t xml:space="preserve">El 67,7% del conteo EC depende de los códigos 7421 (geología/ingeniería) y 7499 (servicios empresariales), que pagan por debajo del promedio provincial. El núcleo software real (7220, 7250, 7290) representa solo 33 empresas en 2024.</w:t>
+        <w:t xml:space="preserve">El 67,7% del conteo EC depende de los códigos 7421 (geología/ingeniería) y 7499 (servicios empresariales), que pagan 25-27%</w:t>
+      </w:r>
+      <w:r>
+        <w:t xml:space="preserve"> </w:t>
+      </w:r>
+      <w:r>
+        <w:rPr>
+          <w:b/>
+          <w:bCs/>
+        </w:rPr>
+        <w:t xml:space="preserve">por debajo</w:t>
+      </w:r>
+      <w:r>
+        <w:t xml:space="preserve"> </w:t>
+      </w:r>
+      <w:r>
+        <w:t xml:space="preserve">del promedio provincial. El núcleo informático real (7220 + 7290) representa una fracción minoritaria del conteo total de empresas EC.</w:t>
       </w:r>
     </w:p>
     <w:p>
       <w:pPr>
         <w:numPr>
           <w:ilvl w:val="0"/>
-          <w:numId w:val="1009"/>
+          <w:numId w:val="1010"/>
         </w:numPr>
       </w:pPr>
       <w:r>
@@ -10839,7 +11815,7 @@
       <w:pPr>
         <w:numPr>
           <w:ilvl w:val="0"/>
-          <w:numId w:val="1009"/>
+          <w:numId w:val="1010"/>
         </w:numPr>
       </w:pPr>
       <w:r>
@@ -10855,7 +11831,7 @@
         <w:pStyle w:val="Compact"/>
         <w:numPr>
           <w:ilvl w:val="1"/>
-          <w:numId w:val="1010"/>
+          <w:numId w:val="1011"/>
         </w:numPr>
       </w:pPr>
       <w:r>
@@ -10874,7 +11850,7 @@
         <w:pStyle w:val="Compact"/>
         <w:numPr>
           <w:ilvl w:val="1"/>
-          <w:numId w:val="1010"/>
+          <w:numId w:val="1011"/>
         </w:numPr>
       </w:pPr>
       <w:r>
@@ -10885,7 +11861,7 @@
         <w:t xml:space="preserve">Reducir la dependencia de proxies</w:t>
       </w:r>
       <w:r>
-        <w:t xml:space="preserve">: focalizar políticas en el núcleo software (7220, 7250, 7290).</w:t>
+        <w:t xml:space="preserve">: focalizar políticas en el núcleo informático (7220, 7290).</w:t>
       </w:r>
     </w:p>
     <w:p>
@@ -10893,7 +11869,7 @@
         <w:pStyle w:val="Compact"/>
         <w:numPr>
           <w:ilvl w:val="1"/>
-          <w:numId w:val="1010"/>
+          <w:numId w:val="1011"/>
         </w:numPr>
       </w:pPr>
       <w:r>
@@ -10904,7 +11880,7 @@
         <w:t xml:space="preserve">Recuperar masa crítica de empresas</w:t>
       </w:r>
       <w:r>
-        <w:t xml:space="preserve">: el estancamiento de software (25 → 25 en 4 años) requiere instrumentos específicos.</w:t>
+        <w:t xml:space="preserve">: el estancamiento del software (25 → 28 → 25 en 2024-2025) y la caída de −11,6% en empresas EC totales requieren instrumentos específicos.</w:t>
       </w:r>
     </w:p>
     <w:p>
@@ -10912,7 +11888,7 @@
         <w:pStyle w:val="Compact"/>
         <w:numPr>
           <w:ilvl w:val="1"/>
-          <w:numId w:val="1010"/>
+          <w:numId w:val="1011"/>
         </w:numPr>
       </w:pPr>
       <w:r>
@@ -10931,7 +11907,7 @@
         <w:pStyle w:val="Compact"/>
         <w:numPr>
           <w:ilvl w:val="1"/>
-          <w:numId w:val="1010"/>
+          <w:numId w:val="1011"/>
         </w:numPr>
       </w:pPr>
       <w:r>
@@ -10948,8 +11924,8 @@
         <w:t xml:space="preserve">para cerrar el círculo del análisis fiscal.</w:t>
       </w:r>
     </w:p>
-    <w:bookmarkEnd w:id="97"/>
-    <w:bookmarkStart w:id="102" w:name="sec-metodologia"/>
+    <w:bookmarkEnd w:id="102"/>
+    <w:bookmarkStart w:id="107" w:name="sec-metodologia"/>
     <w:p>
       <w:pPr>
         <w:pStyle w:val="Heading1"/>
@@ -10958,7 +11934,7 @@
         <w:t xml:space="preserve">11. Metodología</w:t>
       </w:r>
     </w:p>
-    <w:bookmarkStart w:id="98" w:name="fuentes"/>
+    <w:bookmarkStart w:id="103" w:name="fuentes"/>
     <w:p>
       <w:pPr>
         <w:pStyle w:val="Heading2"/>
@@ -11186,6 +12162,52 @@
               <w:pStyle w:val="Compact"/>
             </w:pPr>
             <w:r>
+              <w:t xml:space="preserve">Salario por rama a 4 dígitos CIIU</w:t>
+            </w:r>
+          </w:p>
+        </w:tc>
+        <w:tc>
+          <w:tcPr/>
+          <w:p>
+            <w:pPr>
+              <w:pStyle w:val="Compact"/>
+            </w:pPr>
+            <w:r>
+              <w:t xml:space="preserve">1995–2025</w:t>
+            </w:r>
+          </w:p>
+        </w:tc>
+        <w:tc>
+          <w:tcPr/>
+          <w:p>
+            <w:pPr>
+              <w:pStyle w:val="Compact"/>
+            </w:pPr>
+            <w:r>
+              <w:t xml:space="preserve">Mensual</w:t>
+            </w:r>
+          </w:p>
+        </w:tc>
+      </w:tr>
+      <w:tr>
+        <w:tc>
+          <w:tcPr/>
+          <w:p>
+            <w:pPr>
+              <w:pStyle w:val="Compact"/>
+            </w:pPr>
+            <w:r>
+              <w:t xml:space="preserve">SIPA–OEDE</w:t>
+            </w:r>
+          </w:p>
+        </w:tc>
+        <w:tc>
+          <w:tcPr/>
+          <w:p>
+            <w:pPr>
+              <w:pStyle w:val="Compact"/>
+            </w:pPr>
+            <w:r>
               <w:t xml:space="preserve">Salario promedio registrado</w:t>
             </w:r>
           </w:p>
@@ -11197,6 +12219,374 @@
               <w:pStyle w:val="Compact"/>
             </w:pPr>
             <w:r>
+              <w:t xml:space="preserve">2010–2026</w:t>
+            </w:r>
+          </w:p>
+        </w:tc>
+        <w:tc>
+          <w:tcPr/>
+          <w:p>
+            <w:pPr>
+              <w:pStyle w:val="Compact"/>
+            </w:pPr>
+            <w:r>
+              <w:t xml:space="preserve">Mensual</w:t>
+            </w:r>
+          </w:p>
+        </w:tc>
+      </w:tr>
+      <w:tr>
+        <w:tc>
+          <w:tcPr/>
+          <w:p>
+            <w:pPr>
+              <w:pStyle w:val="Compact"/>
+            </w:pPr>
+            <w:r>
+              <w:t xml:space="preserve">INDEC</w:t>
+            </w:r>
+          </w:p>
+        </w:tc>
+        <w:tc>
+          <w:tcPr/>
+          <w:p>
+            <w:pPr>
+              <w:pStyle w:val="Compact"/>
+            </w:pPr>
+            <w:r>
+              <w:t xml:space="preserve">IPC NOA</w:t>
+            </w:r>
+          </w:p>
+        </w:tc>
+        <w:tc>
+          <w:tcPr/>
+          <w:p>
+            <w:pPr>
+              <w:pStyle w:val="Compact"/>
+            </w:pPr>
+            <w:r>
+              <w:t xml:space="preserve">2017–2026</w:t>
+            </w:r>
+          </w:p>
+        </w:tc>
+        <w:tc>
+          <w:tcPr/>
+          <w:p>
+            <w:pPr>
+              <w:pStyle w:val="Compact"/>
+            </w:pPr>
+            <w:r>
+              <w:t xml:space="preserve">Mensual</w:t>
+            </w:r>
+          </w:p>
+        </w:tc>
+      </w:tr>
+      <w:tr>
+        <w:tc>
+          <w:tcPr/>
+          <w:p>
+            <w:pPr>
+              <w:pStyle w:val="Compact"/>
+            </w:pPr>
+            <w:r>
+              <w:t xml:space="preserve">INDEC (OPEX)</w:t>
+            </w:r>
+          </w:p>
+        </w:tc>
+        <w:tc>
+          <w:tcPr/>
+          <w:p>
+            <w:pPr>
+              <w:pStyle w:val="Compact"/>
+            </w:pPr>
+            <w:r>
+              <w:t xml:space="preserve">VAB provincial</w:t>
+            </w:r>
+          </w:p>
+        </w:tc>
+        <w:tc>
+          <w:tcPr/>
+          <w:p>
+            <w:pPr>
+              <w:pStyle w:val="Compact"/>
+            </w:pPr>
+            <w:r>
+              <w:t xml:space="preserve">1993–2025</w:t>
+            </w:r>
+          </w:p>
+        </w:tc>
+        <w:tc>
+          <w:tcPr/>
+          <w:p>
+            <w:pPr>
+              <w:pStyle w:val="Compact"/>
+            </w:pPr>
+            <w:r>
+              <w:t xml:space="preserve">Anual</w:t>
+            </w:r>
+          </w:p>
+        </w:tc>
+      </w:tr>
+      <w:tr>
+        <w:tc>
+          <w:tcPr/>
+          <w:p>
+            <w:pPr>
+              <w:pStyle w:val="Compact"/>
+            </w:pPr>
+            <w:r>
+              <w:t xml:space="preserve">INDEC</w:t>
+            </w:r>
+          </w:p>
+        </w:tc>
+        <w:tc>
+          <w:tcPr/>
+          <w:p>
+            <w:pPr>
+              <w:pStyle w:val="Compact"/>
+            </w:pPr>
+            <w:r>
+              <w:t xml:space="preserve">Exportaciones por complejidad</w:t>
+            </w:r>
+          </w:p>
+        </w:tc>
+        <w:tc>
+          <w:tcPr/>
+          <w:p>
+            <w:pPr>
+              <w:pStyle w:val="Compact"/>
+            </w:pPr>
+            <w:r>
+              <w:t xml:space="preserve">2019–2024</w:t>
+            </w:r>
+          </w:p>
+        </w:tc>
+        <w:tc>
+          <w:tcPr/>
+          <w:p>
+            <w:pPr>
+              <w:pStyle w:val="Compact"/>
+            </w:pPr>
+            <w:r>
+              <w:t xml:space="preserve">Anual</w:t>
+            </w:r>
+          </w:p>
+        </w:tc>
+      </w:tr>
+      <w:tr>
+        <w:tc>
+          <w:tcPr/>
+          <w:p>
+            <w:pPr>
+              <w:pStyle w:val="Compact"/>
+            </w:pPr>
+            <w:r>
+              <w:t xml:space="preserve">MINCyT</w:t>
+            </w:r>
+          </w:p>
+        </w:tc>
+        <w:tc>
+          <w:tcPr/>
+          <w:p>
+            <w:pPr>
+              <w:pStyle w:val="Compact"/>
+            </w:pPr>
+            <w:r>
+              <w:t xml:space="preserve">I+D, investigadores</w:t>
+            </w:r>
+          </w:p>
+        </w:tc>
+        <w:tc>
+          <w:tcPr/>
+          <w:p>
+            <w:pPr>
+              <w:pStyle w:val="Compact"/>
+            </w:pPr>
+            <w:r>
+              <w:t xml:space="preserve">2013–2024</w:t>
+            </w:r>
+          </w:p>
+        </w:tc>
+        <w:tc>
+          <w:tcPr/>
+          <w:p>
+            <w:pPr>
+              <w:pStyle w:val="Compact"/>
+            </w:pPr>
+            <w:r>
+              <w:t xml:space="preserve">Anual</w:t>
+            </w:r>
+          </w:p>
+        </w:tc>
+      </w:tr>
+      <w:tr>
+        <w:tc>
+          <w:tcPr/>
+          <w:p>
+            <w:pPr>
+              <w:pStyle w:val="Compact"/>
+            </w:pPr>
+            <w:r>
+              <w:t xml:space="preserve">ENACOM</w:t>
+            </w:r>
+          </w:p>
+        </w:tc>
+        <w:tc>
+          <w:tcPr/>
+          <w:p>
+            <w:pPr>
+              <w:pStyle w:val="Compact"/>
+            </w:pPr>
+            <w:r>
+              <w:t xml:space="preserve">Conectividad (accesos, fibra)</w:t>
+            </w:r>
+          </w:p>
+        </w:tc>
+        <w:tc>
+          <w:tcPr/>
+          <w:p>
+            <w:pPr>
+              <w:pStyle w:val="Compact"/>
+            </w:pPr>
+            <w:r>
+              <w:t xml:space="preserve">2022–2026</w:t>
+            </w:r>
+          </w:p>
+        </w:tc>
+        <w:tc>
+          <w:tcPr/>
+          <w:p>
+            <w:pPr>
+              <w:pStyle w:val="Compact"/>
+            </w:pPr>
+            <w:r>
+              <w:t xml:space="preserve">Trimestral</w:t>
+            </w:r>
+          </w:p>
+        </w:tc>
+      </w:tr>
+      <w:tr>
+        <w:tc>
+          <w:tcPr/>
+          <w:p>
+            <w:pPr>
+              <w:pStyle w:val="Compact"/>
+            </w:pPr>
+            <w:r>
+              <w:t xml:space="preserve">DGIP La Rioja</w:t>
+            </w:r>
+          </w:p>
+        </w:tc>
+        <w:tc>
+          <w:tcPr/>
+          <w:p>
+            <w:pPr>
+              <w:pStyle w:val="Compact"/>
+            </w:pPr>
+            <w:r>
+              <w:t xml:space="preserve">Ingresos brutos por actividad</w:t>
+            </w:r>
+          </w:p>
+        </w:tc>
+        <w:tc>
+          <w:tcPr/>
+          <w:p>
+            <w:pPr>
+              <w:pStyle w:val="Compact"/>
+            </w:pPr>
+            <w:r>
+              <w:t xml:space="preserve">2018–2025</w:t>
+            </w:r>
+          </w:p>
+        </w:tc>
+        <w:tc>
+          <w:tcPr/>
+          <w:p>
+            <w:pPr>
+              <w:pStyle w:val="Compact"/>
+            </w:pPr>
+            <w:r>
+              <w:t xml:space="preserve">Mensual</w:t>
+            </w:r>
+          </w:p>
+        </w:tc>
+      </w:tr>
+      <w:tr>
+        <w:tc>
+          <w:tcPr/>
+          <w:p>
+            <w:pPr>
+              <w:pStyle w:val="Compact"/>
+            </w:pPr>
+            <w:r>
+              <w:t xml:space="preserve">DGIP La Rioja</w:t>
+            </w:r>
+          </w:p>
+        </w:tc>
+        <w:tc>
+          <w:tcPr/>
+          <w:p>
+            <w:pPr>
+              <w:pStyle w:val="Compact"/>
+            </w:pPr>
+            <w:r>
+              <w:t xml:space="preserve">Contribuyentes por régimen</w:t>
+            </w:r>
+          </w:p>
+        </w:tc>
+        <w:tc>
+          <w:tcPr/>
+          <w:p>
+            <w:pPr>
+              <w:pStyle w:val="Compact"/>
+            </w:pPr>
+            <w:r>
+              <w:t xml:space="preserve">2022–2025</w:t>
+            </w:r>
+          </w:p>
+        </w:tc>
+        <w:tc>
+          <w:tcPr/>
+          <w:p>
+            <w:pPr>
+              <w:pStyle w:val="Compact"/>
+            </w:pPr>
+            <w:r>
+              <w:t xml:space="preserve">Anual</w:t>
+            </w:r>
+          </w:p>
+        </w:tc>
+      </w:tr>
+      <w:tr>
+        <w:tc>
+          <w:tcPr/>
+          <w:p>
+            <w:pPr>
+              <w:pStyle w:val="Compact"/>
+            </w:pPr>
+            <w:r>
+              <w:t xml:space="preserve">DNAP/CEPA</w:t>
+            </w:r>
+          </w:p>
+        </w:tc>
+        <w:tc>
+          <w:tcPr/>
+          <w:p>
+            <w:pPr>
+              <w:pStyle w:val="Compact"/>
+            </w:pPr>
+            <w:r>
+              <w:t xml:space="preserve">Recaudación provincial total y por tributo</w:t>
+            </w:r>
+          </w:p>
+        </w:tc>
+        <w:tc>
+          <w:tcPr/>
+          <w:p>
+            <w:pPr>
+              <w:pStyle w:val="Compact"/>
+            </w:pPr>
+            <w:r>
               <w:t xml:space="preserve">2019–2026</w:t>
             </w:r>
           </w:p>
@@ -11213,377 +12603,9 @@
           </w:p>
         </w:tc>
       </w:tr>
-      <w:tr>
-        <w:tc>
-          <w:tcPr/>
-          <w:p>
-            <w:pPr>
-              <w:pStyle w:val="Compact"/>
-            </w:pPr>
-            <w:r>
-              <w:t xml:space="preserve">INDEC</w:t>
-            </w:r>
-          </w:p>
-        </w:tc>
-        <w:tc>
-          <w:tcPr/>
-          <w:p>
-            <w:pPr>
-              <w:pStyle w:val="Compact"/>
-            </w:pPr>
-            <w:r>
-              <w:t xml:space="preserve">IPC NOA</w:t>
-            </w:r>
-          </w:p>
-        </w:tc>
-        <w:tc>
-          <w:tcPr/>
-          <w:p>
-            <w:pPr>
-              <w:pStyle w:val="Compact"/>
-            </w:pPr>
-            <w:r>
-              <w:t xml:space="preserve">2017–2026</w:t>
-            </w:r>
-          </w:p>
-        </w:tc>
-        <w:tc>
-          <w:tcPr/>
-          <w:p>
-            <w:pPr>
-              <w:pStyle w:val="Compact"/>
-            </w:pPr>
-            <w:r>
-              <w:t xml:space="preserve">Mensual</w:t>
-            </w:r>
-          </w:p>
-        </w:tc>
-      </w:tr>
-      <w:tr>
-        <w:tc>
-          <w:tcPr/>
-          <w:p>
-            <w:pPr>
-              <w:pStyle w:val="Compact"/>
-            </w:pPr>
-            <w:r>
-              <w:t xml:space="preserve">INDEC (OPEX)</w:t>
-            </w:r>
-          </w:p>
-        </w:tc>
-        <w:tc>
-          <w:tcPr/>
-          <w:p>
-            <w:pPr>
-              <w:pStyle w:val="Compact"/>
-            </w:pPr>
-            <w:r>
-              <w:t xml:space="preserve">VAB provincial</w:t>
-            </w:r>
-          </w:p>
-        </w:tc>
-        <w:tc>
-          <w:tcPr/>
-          <w:p>
-            <w:pPr>
-              <w:pStyle w:val="Compact"/>
-            </w:pPr>
-            <w:r>
-              <w:t xml:space="preserve">1993–2025</w:t>
-            </w:r>
-          </w:p>
-        </w:tc>
-        <w:tc>
-          <w:tcPr/>
-          <w:p>
-            <w:pPr>
-              <w:pStyle w:val="Compact"/>
-            </w:pPr>
-            <w:r>
-              <w:t xml:space="preserve">Anual</w:t>
-            </w:r>
-          </w:p>
-        </w:tc>
-      </w:tr>
-      <w:tr>
-        <w:tc>
-          <w:tcPr/>
-          <w:p>
-            <w:pPr>
-              <w:pStyle w:val="Compact"/>
-            </w:pPr>
-            <w:r>
-              <w:t xml:space="preserve">INDEC</w:t>
-            </w:r>
-          </w:p>
-        </w:tc>
-        <w:tc>
-          <w:tcPr/>
-          <w:p>
-            <w:pPr>
-              <w:pStyle w:val="Compact"/>
-            </w:pPr>
-            <w:r>
-              <w:t xml:space="preserve">Exportaciones por complejidad</w:t>
-            </w:r>
-          </w:p>
-        </w:tc>
-        <w:tc>
-          <w:tcPr/>
-          <w:p>
-            <w:pPr>
-              <w:pStyle w:val="Compact"/>
-            </w:pPr>
-            <w:r>
-              <w:t xml:space="preserve">2019–2024</w:t>
-            </w:r>
-          </w:p>
-        </w:tc>
-        <w:tc>
-          <w:tcPr/>
-          <w:p>
-            <w:pPr>
-              <w:pStyle w:val="Compact"/>
-            </w:pPr>
-            <w:r>
-              <w:t xml:space="preserve">Anual</w:t>
-            </w:r>
-          </w:p>
-        </w:tc>
-      </w:tr>
-      <w:tr>
-        <w:tc>
-          <w:tcPr/>
-          <w:p>
-            <w:pPr>
-              <w:pStyle w:val="Compact"/>
-            </w:pPr>
-            <w:r>
-              <w:t xml:space="preserve">MINCyT</w:t>
-            </w:r>
-          </w:p>
-        </w:tc>
-        <w:tc>
-          <w:tcPr/>
-          <w:p>
-            <w:pPr>
-              <w:pStyle w:val="Compact"/>
-            </w:pPr>
-            <w:r>
-              <w:t xml:space="preserve">I+D, investigadores</w:t>
-            </w:r>
-          </w:p>
-        </w:tc>
-        <w:tc>
-          <w:tcPr/>
-          <w:p>
-            <w:pPr>
-              <w:pStyle w:val="Compact"/>
-            </w:pPr>
-            <w:r>
-              <w:t xml:space="preserve">2013–2024</w:t>
-            </w:r>
-          </w:p>
-        </w:tc>
-        <w:tc>
-          <w:tcPr/>
-          <w:p>
-            <w:pPr>
-              <w:pStyle w:val="Compact"/>
-            </w:pPr>
-            <w:r>
-              <w:t xml:space="preserve">Anual</w:t>
-            </w:r>
-          </w:p>
-        </w:tc>
-      </w:tr>
-      <w:tr>
-        <w:tc>
-          <w:tcPr/>
-          <w:p>
-            <w:pPr>
-              <w:pStyle w:val="Compact"/>
-            </w:pPr>
-            <w:r>
-              <w:t xml:space="preserve">ENACOM</w:t>
-            </w:r>
-          </w:p>
-        </w:tc>
-        <w:tc>
-          <w:tcPr/>
-          <w:p>
-            <w:pPr>
-              <w:pStyle w:val="Compact"/>
-            </w:pPr>
-            <w:r>
-              <w:t xml:space="preserve">Conectividad (accesos, fibra)</w:t>
-            </w:r>
-          </w:p>
-        </w:tc>
-        <w:tc>
-          <w:tcPr/>
-          <w:p>
-            <w:pPr>
-              <w:pStyle w:val="Compact"/>
-            </w:pPr>
-            <w:r>
-              <w:t xml:space="preserve">2022–2026</w:t>
-            </w:r>
-          </w:p>
-        </w:tc>
-        <w:tc>
-          <w:tcPr/>
-          <w:p>
-            <w:pPr>
-              <w:pStyle w:val="Compact"/>
-            </w:pPr>
-            <w:r>
-              <w:t xml:space="preserve">Trimestral</w:t>
-            </w:r>
-          </w:p>
-        </w:tc>
-      </w:tr>
-      <w:tr>
-        <w:tc>
-          <w:tcPr/>
-          <w:p>
-            <w:pPr>
-              <w:pStyle w:val="Compact"/>
-            </w:pPr>
-            <w:r>
-              <w:t xml:space="preserve">DGIP La Rioja</w:t>
-            </w:r>
-          </w:p>
-        </w:tc>
-        <w:tc>
-          <w:tcPr/>
-          <w:p>
-            <w:pPr>
-              <w:pStyle w:val="Compact"/>
-            </w:pPr>
-            <w:r>
-              <w:t xml:space="preserve">Ingresos brutos por actividad</w:t>
-            </w:r>
-          </w:p>
-        </w:tc>
-        <w:tc>
-          <w:tcPr/>
-          <w:p>
-            <w:pPr>
-              <w:pStyle w:val="Compact"/>
-            </w:pPr>
-            <w:r>
-              <w:t xml:space="preserve">2018–2025</w:t>
-            </w:r>
-          </w:p>
-        </w:tc>
-        <w:tc>
-          <w:tcPr/>
-          <w:p>
-            <w:pPr>
-              <w:pStyle w:val="Compact"/>
-            </w:pPr>
-            <w:r>
-              <w:t xml:space="preserve">Mensual</w:t>
-            </w:r>
-          </w:p>
-        </w:tc>
-      </w:tr>
-      <w:tr>
-        <w:tc>
-          <w:tcPr/>
-          <w:p>
-            <w:pPr>
-              <w:pStyle w:val="Compact"/>
-            </w:pPr>
-            <w:r>
-              <w:t xml:space="preserve">DGIP La Rioja</w:t>
-            </w:r>
-          </w:p>
-        </w:tc>
-        <w:tc>
-          <w:tcPr/>
-          <w:p>
-            <w:pPr>
-              <w:pStyle w:val="Compact"/>
-            </w:pPr>
-            <w:r>
-              <w:t xml:space="preserve">Contribuyentes por régimen</w:t>
-            </w:r>
-          </w:p>
-        </w:tc>
-        <w:tc>
-          <w:tcPr/>
-          <w:p>
-            <w:pPr>
-              <w:pStyle w:val="Compact"/>
-            </w:pPr>
-            <w:r>
-              <w:t xml:space="preserve">2022–2025</w:t>
-            </w:r>
-          </w:p>
-        </w:tc>
-        <w:tc>
-          <w:tcPr/>
-          <w:p>
-            <w:pPr>
-              <w:pStyle w:val="Compact"/>
-            </w:pPr>
-            <w:r>
-              <w:t xml:space="preserve">Anual</w:t>
-            </w:r>
-          </w:p>
-        </w:tc>
-      </w:tr>
-      <w:tr>
-        <w:tc>
-          <w:tcPr/>
-          <w:p>
-            <w:pPr>
-              <w:pStyle w:val="Compact"/>
-            </w:pPr>
-            <w:r>
-              <w:t xml:space="preserve">DNAP/CEPA</w:t>
-            </w:r>
-          </w:p>
-        </w:tc>
-        <w:tc>
-          <w:tcPr/>
-          <w:p>
-            <w:pPr>
-              <w:pStyle w:val="Compact"/>
-            </w:pPr>
-            <w:r>
-              <w:t xml:space="preserve">Recaudación provincial total y por tributo</w:t>
-            </w:r>
-          </w:p>
-        </w:tc>
-        <w:tc>
-          <w:tcPr/>
-          <w:p>
-            <w:pPr>
-              <w:pStyle w:val="Compact"/>
-            </w:pPr>
-            <w:r>
-              <w:t xml:space="preserve">2019–2026</w:t>
-            </w:r>
-          </w:p>
-        </w:tc>
-        <w:tc>
-          <w:tcPr/>
-          <w:p>
-            <w:pPr>
-              <w:pStyle w:val="Compact"/>
-            </w:pPr>
-            <w:r>
-              <w:t xml:space="preserve">Mensual</w:t>
-            </w:r>
-          </w:p>
-        </w:tc>
-      </w:tr>
     </w:tbl>
-    <w:bookmarkEnd w:id="98"/>
-    <w:bookmarkStart w:id="99" w:name="definiciones"/>
+    <w:bookmarkEnd w:id="103"/>
+    <w:bookmarkStart w:id="104" w:name="definiciones"/>
     <w:p>
       <w:pPr>
         <w:pStyle w:val="Heading2"/>
@@ -11655,13 +12677,31 @@
           <w:b/>
           <w:bCs/>
         </w:rPr>
-        <w:t xml:space="preserve">Núcleo software.</w:t>
-      </w:r>
-      <w:r>
-        <w:t xml:space="preserve"> </w:t>
-      </w:r>
-      <w:r>
-        <w:t xml:space="preserve">Subconjunto de Actividades EC: 7220 + 7250 + 7290.</w:t>
+        <w:t xml:space="preserve">Núcleo informático.</w:t>
+      </w:r>
+      <w:r>
+        <w:t xml:space="preserve"> </w:t>
+      </w:r>
+      <w:r>
+        <w:t xml:space="preserve">Subconjunto canónico de Actividades EC: 7210 + 7220 + 7290. Es la definición usada para prima salarial, empleo EC y recaudación EC en este informe. En la práctica se calcula como 7220 + 7290 porque el CIIU 7210 no tiene datos publicados en los archivos SIPA-OEDE (ni de salario ni de empleo).</w:t>
+      </w:r>
+    </w:p>
+    <w:p>
+      <w:pPr>
+        <w:pStyle w:val="BodyText"/>
+      </w:pPr>
+      <w:r>
+        <w:rPr>
+          <w:b/>
+          <w:bCs/>
+        </w:rPr>
+        <w:t xml:space="preserve">Empleo EC.</w:t>
+      </w:r>
+      <w:r>
+        <w:t xml:space="preserve"> </w:t>
+      </w:r>
+      <w:r>
+        <w:t xml:space="preserve">Stock promedio anual de puestos de trabajo del núcleo informático. Se calcula como el promedio de los cuatro trimestres de cada año, consistente con la metodología del INDEC y OEDE.</w:t>
       </w:r>
     </w:p>
     <w:p>
@@ -11715,7 +12755,37 @@
         <w:t xml:space="preserve"> </w:t>
       </w:r>
       <w:r>
-        <w:t xml:space="preserve">Cociente entre la variación porcentual del empleo EC y la variación porcentual de las empresas EC en un período. Un valor mayor a 1 indica que el empleo crece más rápido que las empresas (sector intensivo en empleo calificado).</w:t>
+        <w:t xml:space="preserve">Cociente entre la variación porcentual del empleo EC y la variación porcentual de las empresas EC en un período. Un valor mayor a 1 indica que el empleo crece más rápido que las empresas (sector intensivo en empleo calificado). Un valor negativo indica que el empleo cae mientras las empresas crecen (caída del tamaño medio).</w:t>
+      </w:r>
+    </w:p>
+    <w:p>
+      <w:pPr>
+        <w:pStyle w:val="BodyText"/>
+      </w:pPr>
+      <w:r>
+        <w:rPr>
+          <w:b/>
+          <w:bCs/>
+        </w:rPr>
+        <w:t xml:space="preserve">Prima salarial EC.</w:t>
+      </w:r>
+      <w:r>
+        <w:t xml:space="preserve"> </w:t>
+      </w:r>
+      <w:r>
+        <w:t xml:space="preserve">Diferencia porcentual entre el salario promedio de una rama o conjunto de ramas EC y el salario promedio provincial, del mismo mes. Se calcula como</w:t>
+      </w:r>
+      <w:r>
+        <w:t xml:space="preserve"> </w:t>
+      </w:r>
+      <w:r>
+        <w:rPr>
+          <w:rStyle w:val="VerbatimChar"/>
+        </w:rPr>
+        <w:t xml:space="preserve">(salario EC / salario provincial − 1) × 100</w:t>
+      </w:r>
+      <w:r>
+        <w:t xml:space="preserve">.</w:t>
       </w:r>
     </w:p>
     <w:p>
@@ -11736,8 +12806,8 @@
         <w:t xml:space="preserve">Salario nominal deflactado por IPC NOA (base 2017 = 100). Se usa IPC NOA porque INDEC no publica un IPC específico para La Rioja.</w:t>
       </w:r>
     </w:p>
-    <w:bookmarkEnd w:id="99"/>
-    <w:bookmarkStart w:id="100" w:name="limitaciones"/>
+    <w:bookmarkEnd w:id="104"/>
+    <w:bookmarkStart w:id="105" w:name="limitaciones"/>
     <w:p>
       <w:pPr>
         <w:pStyle w:val="Heading2"/>
@@ -11750,7 +12820,7 @@
       <w:pPr>
         <w:numPr>
           <w:ilvl w:val="0"/>
-          <w:numId w:val="1011"/>
+          <w:numId w:val="1012"/>
         </w:numPr>
       </w:pPr>
       <w:r>
@@ -11771,7 +12841,7 @@
       <w:pPr>
         <w:numPr>
           <w:ilvl w:val="0"/>
-          <w:numId w:val="1011"/>
+          <w:numId w:val="1012"/>
         </w:numPr>
       </w:pPr>
       <w:r>
@@ -11792,7 +12862,7 @@
       <w:pPr>
         <w:numPr>
           <w:ilvl w:val="0"/>
-          <w:numId w:val="1011"/>
+          <w:numId w:val="1012"/>
         </w:numPr>
       </w:pPr>
       <w:r>
@@ -11813,7 +12883,44 @@
       <w:pPr>
         <w:numPr>
           <w:ilvl w:val="0"/>
-          <w:numId w:val="1011"/>
+          <w:numId w:val="1012"/>
+        </w:numPr>
+      </w:pPr>
+      <w:r>
+        <w:rPr>
+          <w:b/>
+          <w:bCs/>
+        </w:rPr>
+        <w:t xml:space="preserve">CIIU 7210 sin datos.</w:t>
+      </w:r>
+      <w:r>
+        <w:t xml:space="preserve"> </w:t>
+      </w:r>
+      <w:r>
+        <w:t xml:space="preserve">El código 7210 (consultores en equipos) integra la definición del núcleo informático pero</w:t>
+      </w:r>
+      <w:r>
+        <w:t xml:space="preserve"> </w:t>
+      </w:r>
+      <w:r>
+        <w:rPr>
+          <w:b/>
+          <w:bCs/>
+        </w:rPr>
+        <w:t xml:space="preserve">no tiene dato de salario ni de empleo</w:t>
+      </w:r>
+      <w:r>
+        <w:t xml:space="preserve"> </w:t>
+      </w:r>
+      <w:r>
+        <w:t xml:space="preserve">en los archivos SIPA-OEDE 4 dígitos. En la práctica, el núcleo se calcula como 7220 + 7290.</w:t>
+      </w:r>
+    </w:p>
+    <w:p>
+      <w:pPr>
+        <w:numPr>
+          <w:ilvl w:val="0"/>
+          <w:numId w:val="1012"/>
         </w:numPr>
       </w:pPr>
       <w:r>
@@ -11834,7 +12941,7 @@
       <w:pPr>
         <w:numPr>
           <w:ilvl w:val="0"/>
-          <w:numId w:val="1011"/>
+          <w:numId w:val="1012"/>
         </w:numPr>
       </w:pPr>
       <w:r>
@@ -11855,7 +12962,7 @@
       <w:pPr>
         <w:numPr>
           <w:ilvl w:val="0"/>
-          <w:numId w:val="1011"/>
+          <w:numId w:val="1012"/>
         </w:numPr>
       </w:pPr>
       <w:r>
@@ -11876,7 +12983,7 @@
       <w:pPr>
         <w:numPr>
           <w:ilvl w:val="0"/>
-          <w:numId w:val="1011"/>
+          <w:numId w:val="1012"/>
         </w:numPr>
       </w:pPr>
       <w:r>
@@ -11893,8 +13000,8 @@
         <w:t xml:space="preserve">No es línea separada en los informes de DNAP/CEPA. La descomposición se construye combinando fuentes.</w:t>
       </w:r>
     </w:p>
-    <w:bookmarkEnd w:id="100"/>
-    <w:bookmarkStart w:id="101" w:name="reproducibilidad"/>
+    <w:bookmarkEnd w:id="105"/>
+    <w:bookmarkStart w:id="106" w:name="reproducibilidad"/>
     <w:p>
       <w:pPr>
         <w:pStyle w:val="Heading2"/>
@@ -11946,7 +13053,16 @@
         <w:rPr>
           <w:rStyle w:val="VerbatimChar"/>
         </w:rPr>
-        <w:t xml:space="preserve">├── prima_salarial.py            # Cálculo de prima salarial EC (3 definiciones)</w:t>
+        <w:t xml:space="preserve">├── prima_salarial.py            # Prima salarial EC (núcleo 7210+7220+7290)</w:t>
+      </w:r>
+      <w:r>
+        <w:br/>
+      </w:r>
+      <w:r>
+        <w:rPr>
+          <w:rStyle w:val="VerbatimChar"/>
+        </w:rPr>
+        <w:t xml:space="preserve">├── empleo_ec.py                 # Empleo EC núcleo (CIIU 4 dígitos)</w:t>
       </w:r>
       <w:r>
         <w:br/>
@@ -12003,6 +13119,36 @@
         <w:rPr>
           <w:rStyle w:val="VerbatimChar"/>
         </w:rPr>
+        <w:t xml:space="preserve">scripts/</w:t>
+      </w:r>
+      <w:r>
+        <w:br/>
+      </w:r>
+      <w:r>
+        <w:rPr>
+          <w:rStyle w:val="VerbatimChar"/>
+        </w:rPr>
+        <w:t xml:space="preserve">├── generar_empleo_ec.py         # Regenera data/processed/empleo_ec_rioja.xlsx</w:t>
+      </w:r>
+      <w:r>
+        <w:br/>
+      </w:r>
+      <w:r>
+        <w:rPr>
+          <w:rStyle w:val="VerbatimChar"/>
+        </w:rPr>
+        <w:t xml:space="preserve">└── comparar_empleo_ec.py        # Compara empleo núcleo vs. completo</w:t>
+      </w:r>
+      <w:r>
+        <w:br/>
+      </w:r>
+      <w:r>
+        <w:br/>
+      </w:r>
+      <w:r>
+        <w:rPr>
+          <w:rStyle w:val="VerbatimChar"/>
+        </w:rPr>
         <w:t xml:space="preserve">notebooks/</w:t>
       </w:r>
       <w:r>
@@ -12070,9 +13216,9 @@
         <w:t xml:space="preserve">cd informe &amp;&amp; quarto render</w:t>
       </w:r>
     </w:p>
-    <w:bookmarkEnd w:id="101"/>
-    <w:bookmarkEnd w:id="102"/>
-    <w:bookmarkStart w:id="104" w:name="sec-referencias"/>
+    <w:bookmarkEnd w:id="106"/>
+    <w:bookmarkEnd w:id="107"/>
+    <w:bookmarkStart w:id="109" w:name="sec-referencias"/>
     <w:p>
       <w:pPr>
         <w:pStyle w:val="Heading1"/>
@@ -12081,9 +13227,9 @@
         <w:t xml:space="preserve">12. Referencias</w:t>
       </w:r>
     </w:p>
-    <w:bookmarkStart w:id="103" w:name="refs"/>
-    <w:bookmarkEnd w:id="103"/>
-    <w:bookmarkEnd w:id="104"/>
+    <w:bookmarkStart w:id="108" w:name="refs"/>
+    <w:bookmarkEnd w:id="108"/>
+    <w:bookmarkEnd w:id="109"/>
     <w:sectPr>
       <w:footnotePr>
         <w:numRestart w:val="eachSect"/>
@@ -12437,6 +13583,9 @@
     <w:abstractNumId w:val="991"/>
   </w:num>
   <w:num w:numId="1009">
+    <w:abstractNumId w:val="991"/>
+  </w:num>
+  <w:num w:numId="1010">
     <w:abstractNumId w:val="99411"/>
     <w:lvlOverride w:ilvl="0">
       <w:startOverride w:val="1"/>
@@ -12466,10 +13615,10 @@
       <w:startOverride w:val="1"/>
     </w:lvlOverride>
   </w:num>
-  <w:num w:numId="1010">
+  <w:num w:numId="1011">
     <w:abstractNumId w:val="991"/>
   </w:num>
-  <w:num w:numId="1011">
+  <w:num w:numId="1012">
     <w:abstractNumId w:val="99411"/>
     <w:lvlOverride w:ilvl="0">
       <w:startOverride w:val="1"/>
